--- a/PropertyPrice_Model_Development_Complete_Report.docx
+++ b/PropertyPrice_Model_Development_Complete_Report.docx
@@ -118,11 +118,19 @@
           <w:lang w:val="en-IN"/>
         </w:rPr>
       </w:pPr>
+      <w:proofErr w:type="spellStart"/>
       <w:r>
         <w:rPr>
           <w:sz w:val="24"/>
         </w:rPr>
-        <w:t xml:space="preserve">Github Repository Link: </w:t>
+        <w:t>Github</w:t>
+      </w:r>
+      <w:proofErr w:type="spellEnd"/>
+      <w:r>
+        <w:rPr>
+          <w:sz w:val="24"/>
+        </w:rPr>
+        <w:t xml:space="preserve"> Repository Link: </w:t>
       </w:r>
       <w:hyperlink r:id="rId6" w:history="1">
         <w:r>
@@ -156,14 +164,30 @@
         <w:rPr>
           <w:sz w:val="24"/>
         </w:rPr>
-        <w:t xml:space="preserve"> CodeFile: </w:t>
-      </w:r>
+        <w:t xml:space="preserve"> </w:t>
+      </w:r>
+      <w:proofErr w:type="spellStart"/>
       <w:r>
         <w:rPr>
           <w:sz w:val="24"/>
         </w:rPr>
+        <w:t>CodeFile</w:t>
+      </w:r>
+      <w:proofErr w:type="spellEnd"/>
+      <w:r>
+        <w:rPr>
+          <w:sz w:val="24"/>
+        </w:rPr>
+        <w:t xml:space="preserve">: </w:t>
+      </w:r>
+      <w:proofErr w:type="spellStart"/>
+      <w:r>
+        <w:rPr>
+          <w:sz w:val="24"/>
+        </w:rPr>
         <w:t>PropertyPricePredictor.ipynb</w:t>
       </w:r>
+      <w:proofErr w:type="spellEnd"/>
     </w:p>
     <w:p>
       <w:pPr>
@@ -172,22 +196,38 @@
           <w:sz w:val="24"/>
         </w:rPr>
       </w:pPr>
+      <w:proofErr w:type="spellStart"/>
       <w:r>
         <w:rPr>
           <w:sz w:val="24"/>
         </w:rPr>
         <w:t>Streamlit</w:t>
       </w:r>
+      <w:proofErr w:type="spellEnd"/>
       <w:r>
         <w:rPr>
           <w:sz w:val="24"/>
         </w:rPr>
-        <w:t xml:space="preserve"> CodeFile: </w:t>
-      </w:r>
+        <w:t xml:space="preserve"> </w:t>
+      </w:r>
+      <w:proofErr w:type="spellStart"/>
       <w:r>
         <w:rPr>
           <w:sz w:val="24"/>
         </w:rPr>
+        <w:t>CodeFile</w:t>
+      </w:r>
+      <w:proofErr w:type="spellEnd"/>
+      <w:r>
+        <w:rPr>
+          <w:sz w:val="24"/>
+        </w:rPr>
+        <w:t xml:space="preserve">: </w:t>
+      </w:r>
+      <w:r>
+        <w:rPr>
+          <w:sz w:val="24"/>
+        </w:rPr>
         <w:t>app</w:t>
       </w:r>
       <w:r>
@@ -210,11 +250,34 @@
           <w:sz w:val="24"/>
         </w:rPr>
       </w:pPr>
+      <w:proofErr w:type="spellStart"/>
       <w:r>
         <w:rPr>
           <w:sz w:val="24"/>
         </w:rPr>
-        <w:t xml:space="preserve">Streamlit App Link: </w:t>
+        <w:t>Streamlit</w:t>
+      </w:r>
+      <w:proofErr w:type="spellEnd"/>
+      <w:r>
+        <w:rPr>
+          <w:sz w:val="24"/>
+        </w:rPr>
+        <w:t xml:space="preserve"> App Link: </w:t>
+      </w:r>
+      <w:hyperlink r:id="rId7" w:history="1">
+        <w:r>
+          <w:rPr>
+            <w:rStyle w:val="Hyperlink"/>
+            <w:sz w:val="24"/>
+          </w:rPr>
+          <w:t>https://prop-rate-predict.streamlit.app/</w:t>
+        </w:r>
+      </w:hyperlink>
+      <w:r>
+        <w:rPr>
+          <w:sz w:val="24"/>
+        </w:rPr>
+        <w:t xml:space="preserve"> </w:t>
       </w:r>
     </w:p>
     <w:p>
@@ -353,7 +416,49 @@
         <w:rPr>
           <w:lang w:val="en-IN"/>
         </w:rPr>
-        <w:t>The project will utilize historical property data containing features such as property type, square footage, construction status, resale status, RERA information, geographic coordinates, and ownership details. Multiple regression algorithms, including Linear Regression, Decision Tree, Random Forest, KNN, Gradient Boosting, XGBoost, CatBoost, and LightGBM, will be trained and evaluated.</w:t>
+        <w:t xml:space="preserve">The project will utilize historical property data containing features such as property type, square footage, construction status, resale status, RERA information, geographic coordinates, and ownership details. Multiple regression algorithms, including Linear Regression, Decision Tree, Random Forest, KNN, Gradient Boosting, </w:t>
+      </w:r>
+      <w:proofErr w:type="spellStart"/>
+      <w:r>
+        <w:rPr>
+          <w:lang w:val="en-IN"/>
+        </w:rPr>
+        <w:t>XGBoost</w:t>
+      </w:r>
+      <w:proofErr w:type="spellEnd"/>
+      <w:r>
+        <w:rPr>
+          <w:lang w:val="en-IN"/>
+        </w:rPr>
+        <w:t xml:space="preserve">, </w:t>
+      </w:r>
+      <w:proofErr w:type="spellStart"/>
+      <w:r>
+        <w:rPr>
+          <w:lang w:val="en-IN"/>
+        </w:rPr>
+        <w:t>CatBoost</w:t>
+      </w:r>
+      <w:proofErr w:type="spellEnd"/>
+      <w:r>
+        <w:rPr>
+          <w:lang w:val="en-IN"/>
+        </w:rPr>
+        <w:t xml:space="preserve">, and </w:t>
+      </w:r>
+      <w:proofErr w:type="spellStart"/>
+      <w:r>
+        <w:rPr>
+          <w:lang w:val="en-IN"/>
+        </w:rPr>
+        <w:t>LightGBM</w:t>
+      </w:r>
+      <w:proofErr w:type="spellEnd"/>
+      <w:r>
+        <w:rPr>
+          <w:lang w:val="en-IN"/>
+        </w:rPr>
+        <w:t>, will be trained and evaluated.</w:t>
       </w:r>
     </w:p>
     <w:p>
@@ -1205,8 +1310,16 @@
         <w:rPr>
           <w:lang w:val="en-IN"/>
         </w:rPr>
-        <w:t>Feature scaling using StandardScaler</w:t>
-      </w:r>
+        <w:t xml:space="preserve">Feature scaling using </w:t>
+      </w:r>
+      <w:proofErr w:type="spellStart"/>
+      <w:r>
+        <w:rPr>
+          <w:lang w:val="en-IN"/>
+        </w:rPr>
+        <w:t>StandardScaler</w:t>
+      </w:r>
+      <w:proofErr w:type="spellEnd"/>
     </w:p>
     <w:p>
       <w:pPr>
@@ -1353,7 +1466,21 @@
         <w:rPr>
           <w:lang w:val="en-IN"/>
         </w:rPr>
-        <w:t>K-Nearest Neighbors Regressor</w:t>
+        <w:t xml:space="preserve">K-Nearest </w:t>
+      </w:r>
+      <w:proofErr w:type="spellStart"/>
+      <w:r>
+        <w:rPr>
+          <w:lang w:val="en-IN"/>
+        </w:rPr>
+        <w:t>Neighbors</w:t>
+      </w:r>
+      <w:proofErr w:type="spellEnd"/>
+      <w:r>
+        <w:rPr>
+          <w:lang w:val="en-IN"/>
+        </w:rPr>
+        <w:t xml:space="preserve"> Regressor</w:t>
       </w:r>
     </w:p>
     <w:p>
@@ -1406,12 +1533,20 @@
           <w:lang w:val="en-IN"/>
         </w:rPr>
       </w:pPr>
+      <w:proofErr w:type="spellStart"/>
       <w:r>
         <w:rPr>
           <w:lang w:val="en-IN"/>
         </w:rPr>
         <w:lastRenderedPageBreak/>
-        <w:t>XGBoost Regressor</w:t>
+        <w:t>XGBoost</w:t>
+      </w:r>
+      <w:proofErr w:type="spellEnd"/>
+      <w:r>
+        <w:rPr>
+          <w:lang w:val="en-IN"/>
+        </w:rPr>
+        <w:t xml:space="preserve"> Regressor</w:t>
       </w:r>
     </w:p>
     <w:p>
@@ -1426,11 +1561,19 @@
           <w:lang w:val="en-IN"/>
         </w:rPr>
       </w:pPr>
-      <w:r>
-        <w:rPr>
-          <w:lang w:val="en-IN"/>
-        </w:rPr>
-        <w:t>CatBoost Regressor</w:t>
+      <w:proofErr w:type="spellStart"/>
+      <w:r>
+        <w:rPr>
+          <w:lang w:val="en-IN"/>
+        </w:rPr>
+        <w:t>CatBoost</w:t>
+      </w:r>
+      <w:proofErr w:type="spellEnd"/>
+      <w:r>
+        <w:rPr>
+          <w:lang w:val="en-IN"/>
+        </w:rPr>
+        <w:t xml:space="preserve"> Regressor</w:t>
       </w:r>
     </w:p>
     <w:p>
@@ -1445,11 +1588,19 @@
           <w:lang w:val="en-IN"/>
         </w:rPr>
       </w:pPr>
-      <w:r>
-        <w:rPr>
-          <w:lang w:val="en-IN"/>
-        </w:rPr>
-        <w:t>LightGBM Regressor</w:t>
+      <w:proofErr w:type="spellStart"/>
+      <w:r>
+        <w:rPr>
+          <w:lang w:val="en-IN"/>
+        </w:rPr>
+        <w:t>LightGBM</w:t>
+      </w:r>
+      <w:proofErr w:type="spellEnd"/>
+      <w:r>
+        <w:rPr>
+          <w:lang w:val="en-IN"/>
+        </w:rPr>
+        <w:t xml:space="preserve"> Regressor</w:t>
       </w:r>
     </w:p>
     <w:p>
@@ -1464,7 +1615,35 @@
         <w:rPr>
           <w:lang w:val="en-IN"/>
         </w:rPr>
-        <w:t>Hyperparameter optimization is performed using GridSearchCV and RandomizedSearchCV to improve predictive performance.</w:t>
+        <w:t xml:space="preserve">Hyperparameter optimization is performed using </w:t>
+      </w:r>
+      <w:proofErr w:type="spellStart"/>
+      <w:r>
+        <w:rPr>
+          <w:lang w:val="en-IN"/>
+        </w:rPr>
+        <w:t>GridSearchCV</w:t>
+      </w:r>
+      <w:proofErr w:type="spellEnd"/>
+      <w:r>
+        <w:rPr>
+          <w:lang w:val="en-IN"/>
+        </w:rPr>
+        <w:t xml:space="preserve"> and </w:t>
+      </w:r>
+      <w:proofErr w:type="spellStart"/>
+      <w:r>
+        <w:rPr>
+          <w:lang w:val="en-IN"/>
+        </w:rPr>
+        <w:t>RandomizedSearchCV</w:t>
+      </w:r>
+      <w:proofErr w:type="spellEnd"/>
+      <w:r>
+        <w:rPr>
+          <w:lang w:val="en-IN"/>
+        </w:rPr>
+        <w:t xml:space="preserve"> to improve predictive performance.</w:t>
       </w:r>
     </w:p>
     <w:p>
@@ -1983,7 +2162,21 @@
         <w:rPr>
           <w:lang w:val="en-IN"/>
         </w:rPr>
-        <w:t>Serve as a foundation for deployment through a web application such as Streamlit or an enterprise real estate analytics platform.</w:t>
+        <w:t xml:space="preserve">Serve as a foundation for deployment through a web application such as </w:t>
+      </w:r>
+      <w:proofErr w:type="spellStart"/>
+      <w:r>
+        <w:rPr>
+          <w:lang w:val="en-IN"/>
+        </w:rPr>
+        <w:t>Streamlit</w:t>
+      </w:r>
+      <w:proofErr w:type="spellEnd"/>
+      <w:r>
+        <w:rPr>
+          <w:lang w:val="en-IN"/>
+        </w:rPr>
+        <w:t xml:space="preserve"> or an enterprise real estate analytics platform.</w:t>
       </w:r>
     </w:p>
     <w:p>
@@ -2088,7 +2281,7 @@
         </w:rPr>
         <w:t xml:space="preserve">House Price Dataset of India (Kaggle) </w:t>
       </w:r>
-      <w:hyperlink r:id="rId7" w:history="1">
+      <w:hyperlink r:id="rId8" w:history="1">
         <w:r>
           <w:rPr>
             <w:rStyle w:val="Hyperlink"/>
@@ -2116,7 +2309,7 @@
         </w:rPr>
         <w:t xml:space="preserve">Dataset Link: </w:t>
       </w:r>
-      <w:hyperlink r:id="rId8" w:tgtFrame="_blank" w:history="1">
+      <w:hyperlink r:id="rId9" w:tgtFrame="_blank" w:history="1">
         <w:r>
           <w:rPr>
             <w:rStyle w:val="Hyperlink"/>
@@ -2130,30 +2323,6 @@
           <w:lang w:val="en-IN"/>
         </w:rPr>
         <w:t xml:space="preserve"> </w:t>
-      </w:r>
-      <w:hyperlink r:id="rId9" w:history="1">
-        <w:r>
-          <w:rPr>
-            <w:rStyle w:val="Hyperlink"/>
-            <w:lang w:val="en-IN"/>
-          </w:rPr>
-          <w:t>[kaggle.com]</w:t>
-        </w:r>
-      </w:hyperlink>
-    </w:p>
-    <w:p>
-      <w:pPr>
-        <w:pStyle w:val="Heading1"/>
-        <w:spacing w:before="240" w:after="240"/>
-        <w:rPr>
-          <w:lang w:val="en-IN"/>
-        </w:rPr>
-      </w:pPr>
-      <w:r>
-        <w:rPr>
-          <w:lang w:val="en-IN"/>
-        </w:rPr>
-        <w:t xml:space="preserve">The dataset provides structured housing data suitable for regression analysis and property price prediction tasks. It contains multiple property attributes and market-related variables that influence housing prices. </w:t>
       </w:r>
       <w:hyperlink r:id="rId10" w:history="1">
         <w:r>
@@ -2164,13 +2333,37 @@
           <w:t>[kaggle.com]</w:t>
         </w:r>
       </w:hyperlink>
+    </w:p>
+    <w:p>
+      <w:pPr>
+        <w:pStyle w:val="Heading1"/>
+        <w:spacing w:before="240" w:after="240"/>
+        <w:rPr>
+          <w:lang w:val="en-IN"/>
+        </w:rPr>
+      </w:pPr>
+      <w:r>
+        <w:rPr>
+          <w:lang w:val="en-IN"/>
+        </w:rPr>
+        <w:t xml:space="preserve">The dataset provides structured housing data suitable for regression analysis and property price prediction tasks. It contains multiple property attributes and market-related variables that influence housing prices. </w:t>
+      </w:r>
+      <w:hyperlink r:id="rId11" w:history="1">
+        <w:r>
+          <w:rPr>
+            <w:rStyle w:val="Hyperlink"/>
+            <w:lang w:val="en-IN"/>
+          </w:rPr>
+          <w:t>[kaggle.com]</w:t>
+        </w:r>
+      </w:hyperlink>
       <w:r>
         <w:rPr>
           <w:lang w:val="en-IN"/>
         </w:rPr>
         <w:t xml:space="preserve">, </w:t>
       </w:r>
-      <w:hyperlink r:id="rId11" w:history="1">
+      <w:hyperlink r:id="rId12" w:history="1">
         <w:r>
           <w:rPr>
             <w:rStyle w:val="Hyperlink"/>
@@ -2437,12 +2630,14 @@
           <w:lang w:val="en-IN"/>
         </w:rPr>
       </w:pPr>
+      <w:proofErr w:type="spellStart"/>
       <w:r>
         <w:rPr>
           <w:lang w:val="en-IN"/>
         </w:rPr>
         <w:t>XGBoost</w:t>
       </w:r>
+      <w:proofErr w:type="spellEnd"/>
     </w:p>
     <w:p>
       <w:pPr>
@@ -2456,12 +2651,14 @@
           <w:lang w:val="en-IN"/>
         </w:rPr>
       </w:pPr>
+      <w:proofErr w:type="spellStart"/>
       <w:r>
         <w:rPr>
           <w:lang w:val="en-IN"/>
         </w:rPr>
         <w:t>CatBoost</w:t>
       </w:r>
+      <w:proofErr w:type="spellEnd"/>
     </w:p>
     <w:p>
       <w:pPr>
@@ -2475,12 +2672,14 @@
           <w:lang w:val="en-IN"/>
         </w:rPr>
       </w:pPr>
+      <w:proofErr w:type="spellStart"/>
       <w:r>
         <w:rPr>
           <w:lang w:val="en-IN"/>
         </w:rPr>
         <w:t>LightGBM</w:t>
       </w:r>
+      <w:proofErr w:type="spellEnd"/>
     </w:p>
     <w:p>
       <w:pPr>
@@ -2570,7 +2769,21 @@
         <w:rPr>
           <w:lang w:val="en-IN"/>
         </w:rPr>
-        <w:t>K-Nearest Neighbors (KNN)</w:t>
+        <w:t xml:space="preserve">K-Nearest </w:t>
+      </w:r>
+      <w:proofErr w:type="spellStart"/>
+      <w:r>
+        <w:rPr>
+          <w:lang w:val="en-IN"/>
+        </w:rPr>
+        <w:t>Neighbors</w:t>
+      </w:r>
+      <w:proofErr w:type="spellEnd"/>
+      <w:r>
+        <w:rPr>
+          <w:lang w:val="en-IN"/>
+        </w:rPr>
+        <w:t xml:space="preserve"> (KNN)</w:t>
       </w:r>
     </w:p>
     <w:p>
@@ -2624,11 +2837,19 @@
           <w:lang w:val="en-IN"/>
         </w:rPr>
       </w:pPr>
-      <w:r>
-        <w:rPr>
-          <w:lang w:val="en-IN"/>
-        </w:rPr>
-        <w:t>XGBoost Regressor</w:t>
+      <w:proofErr w:type="spellStart"/>
+      <w:r>
+        <w:rPr>
+          <w:lang w:val="en-IN"/>
+        </w:rPr>
+        <w:t>XGBoost</w:t>
+      </w:r>
+      <w:proofErr w:type="spellEnd"/>
+      <w:r>
+        <w:rPr>
+          <w:lang w:val="en-IN"/>
+        </w:rPr>
+        <w:t xml:space="preserve"> Regressor</w:t>
       </w:r>
     </w:p>
     <w:p>
@@ -2643,11 +2864,19 @@
           <w:lang w:val="en-IN"/>
         </w:rPr>
       </w:pPr>
-      <w:r>
-        <w:rPr>
-          <w:lang w:val="en-IN"/>
-        </w:rPr>
-        <w:t>CatBoost Regressor</w:t>
+      <w:proofErr w:type="spellStart"/>
+      <w:r>
+        <w:rPr>
+          <w:lang w:val="en-IN"/>
+        </w:rPr>
+        <w:t>CatBoost</w:t>
+      </w:r>
+      <w:proofErr w:type="spellEnd"/>
+      <w:r>
+        <w:rPr>
+          <w:lang w:val="en-IN"/>
+        </w:rPr>
+        <w:t xml:space="preserve"> Regressor</w:t>
       </w:r>
     </w:p>
     <w:p>
@@ -2662,11 +2891,19 @@
           <w:lang w:val="en-IN"/>
         </w:rPr>
       </w:pPr>
-      <w:r>
-        <w:rPr>
-          <w:lang w:val="en-IN"/>
-        </w:rPr>
-        <w:t>LightGBM Regressor</w:t>
+      <w:proofErr w:type="spellStart"/>
+      <w:r>
+        <w:rPr>
+          <w:lang w:val="en-IN"/>
+        </w:rPr>
+        <w:t>LightGBM</w:t>
+      </w:r>
+      <w:proofErr w:type="spellEnd"/>
+      <w:r>
+        <w:rPr>
+          <w:lang w:val="en-IN"/>
+        </w:rPr>
+        <w:t xml:space="preserve"> Regressor</w:t>
       </w:r>
     </w:p>
     <w:p>
@@ -2784,11 +3021,19 @@
           <w:lang w:val="en-IN"/>
         </w:rPr>
       </w:pPr>
-      <w:r>
-        <w:rPr>
-          <w:lang w:val="en-IN"/>
-        </w:rPr>
-        <w:t>Github Copilot</w:t>
+      <w:proofErr w:type="spellStart"/>
+      <w:r>
+        <w:rPr>
+          <w:lang w:val="en-IN"/>
+        </w:rPr>
+        <w:t>Github</w:t>
+      </w:r>
+      <w:proofErr w:type="spellEnd"/>
+      <w:r>
+        <w:rPr>
+          <w:lang w:val="en-IN"/>
+        </w:rPr>
+        <w:t xml:space="preserve"> Copilot</w:t>
       </w:r>
     </w:p>
     <w:p>
@@ -2878,7 +3123,7 @@
         </w:rPr>
         <w:t xml:space="preserve">Afsal, M. (Kaggle). House Price Dataset of India. Dataset used for housing price prediction and regression analysis. Available at: </w:t>
       </w:r>
-      <w:hyperlink r:id="rId12" w:tgtFrame="_blank" w:history="1">
+      <w:hyperlink r:id="rId13" w:tgtFrame="_blank" w:history="1">
         <w:r>
           <w:rPr>
             <w:rStyle w:val="Hyperlink"/>
@@ -2893,7 +3138,7 @@
         </w:rPr>
         <w:t xml:space="preserve"> </w:t>
       </w:r>
-      <w:hyperlink r:id="rId13" w:history="1">
+      <w:hyperlink r:id="rId14" w:history="1">
         <w:r>
           <w:rPr>
             <w:rStyle w:val="Hyperlink"/>
@@ -2926,13 +3171,21 @@
           <w:lang w:val="en-IN"/>
         </w:rPr>
       </w:pPr>
-      <w:r>
-        <w:rPr>
-          <w:lang w:val="en-IN"/>
-        </w:rPr>
-        <w:t xml:space="preserve">Baishnab, B. House Price Prediction Using Machine Learning. GitHub project demonstrating house price prediction using Linear Regression, KNN, and Random Forest models on the House Price India dataset. Available at: </w:t>
-      </w:r>
-      <w:hyperlink r:id="rId14" w:tgtFrame="_blank" w:history="1">
+      <w:proofErr w:type="spellStart"/>
+      <w:r>
+        <w:rPr>
+          <w:lang w:val="en-IN"/>
+        </w:rPr>
+        <w:t>Baishnab</w:t>
+      </w:r>
+      <w:proofErr w:type="spellEnd"/>
+      <w:r>
+        <w:rPr>
+          <w:lang w:val="en-IN"/>
+        </w:rPr>
+        <w:t xml:space="preserve">, B. House Price Prediction Using Machine Learning. GitHub project demonstrating house price prediction using Linear Regression, KNN, and Random Forest models on the House Price India dataset. Available at: </w:t>
+      </w:r>
+      <w:hyperlink r:id="rId15" w:tgtFrame="_blank" w:history="1">
         <w:r>
           <w:rPr>
             <w:rStyle w:val="Hyperlink"/>
@@ -2947,7 +3200,7 @@
         </w:rPr>
         <w:t xml:space="preserve"> </w:t>
       </w:r>
-      <w:hyperlink r:id="rId15" w:history="1">
+      <w:hyperlink r:id="rId16" w:history="1">
         <w:r>
           <w:rPr>
             <w:rStyle w:val="Hyperlink"/>
@@ -2980,13 +3233,21 @@
           <w:lang w:val="en-IN"/>
         </w:rPr>
       </w:pPr>
-      <w:r>
-        <w:rPr>
-          <w:lang w:val="en-IN"/>
-        </w:rPr>
-        <w:t xml:space="preserve">Thescaryowl. India House Price Prediction: End-to-End Machine Learning System for Indian Real Estate Price Prediction. GitHub repository focusing on residential property price prediction using machine learning techniques. Available at: </w:t>
-      </w:r>
-      <w:hyperlink r:id="rId16" w:tgtFrame="_blank" w:history="1">
+      <w:proofErr w:type="spellStart"/>
+      <w:r>
+        <w:rPr>
+          <w:lang w:val="en-IN"/>
+        </w:rPr>
+        <w:t>Thescaryowl</w:t>
+      </w:r>
+      <w:proofErr w:type="spellEnd"/>
+      <w:r>
+        <w:rPr>
+          <w:lang w:val="en-IN"/>
+        </w:rPr>
+        <w:t xml:space="preserve">. India House Price Prediction: End-to-End Machine Learning System for Indian Real Estate Price Prediction. GitHub repository focusing on residential property price prediction using machine learning techniques. Available at: </w:t>
+      </w:r>
+      <w:hyperlink r:id="rId17" w:tgtFrame="_blank" w:history="1">
         <w:r>
           <w:rPr>
             <w:rStyle w:val="Hyperlink"/>
@@ -3000,30 +3261,6 @@
           <w:lang w:val="en-IN"/>
         </w:rPr>
         <w:t xml:space="preserve"> </w:t>
-      </w:r>
-      <w:hyperlink r:id="rId17" w:history="1">
-        <w:r>
-          <w:rPr>
-            <w:rStyle w:val="Hyperlink"/>
-            <w:lang w:val="en-IN"/>
-          </w:rPr>
-          <w:t>[github.com]</w:t>
-        </w:r>
-      </w:hyperlink>
-    </w:p>
-    <w:p>
-      <w:pPr>
-        <w:pStyle w:val="Heading1"/>
-        <w:spacing w:before="240" w:after="240"/>
-        <w:rPr>
-          <w:lang w:val="en-IN"/>
-        </w:rPr>
-      </w:pPr>
-      <w:r>
-        <w:rPr>
-          <w:lang w:val="en-IN"/>
-        </w:rPr>
-        <w:t xml:space="preserve">These references provide supporting literature and practical implementations related to real estate valuation, regression modeling, feature engineering, and machine learning-based property price prediction. </w:t>
       </w:r>
       <w:hyperlink r:id="rId18" w:history="1">
         <w:r>
@@ -3034,11 +3271,34 @@
           <w:t>[github.com]</w:t>
         </w:r>
       </w:hyperlink>
-      <w:r>
-        <w:rPr>
-          <w:lang w:val="en-IN"/>
-        </w:rPr>
-        <w:t xml:space="preserve">, </w:t>
+    </w:p>
+    <w:p>
+      <w:pPr>
+        <w:pStyle w:val="Heading1"/>
+        <w:spacing w:before="240" w:after="240"/>
+        <w:rPr>
+          <w:lang w:val="en-IN"/>
+        </w:rPr>
+      </w:pPr>
+      <w:r>
+        <w:rPr>
+          <w:lang w:val="en-IN"/>
+        </w:rPr>
+        <w:t xml:space="preserve">These references provide supporting literature and practical implementations related to real estate valuation, regression </w:t>
+      </w:r>
+      <w:proofErr w:type="spellStart"/>
+      <w:r>
+        <w:rPr>
+          <w:lang w:val="en-IN"/>
+        </w:rPr>
+        <w:t>modeling</w:t>
+      </w:r>
+      <w:proofErr w:type="spellEnd"/>
+      <w:r>
+        <w:rPr>
+          <w:lang w:val="en-IN"/>
+        </w:rPr>
+        <w:t xml:space="preserve">, feature engineering, and machine learning-based property price prediction. </w:t>
       </w:r>
       <w:hyperlink r:id="rId19" w:history="1">
         <w:r>
@@ -3049,6 +3309,21 @@
           <w:t>[github.com]</w:t>
         </w:r>
       </w:hyperlink>
+      <w:r>
+        <w:rPr>
+          <w:lang w:val="en-IN"/>
+        </w:rPr>
+        <w:t xml:space="preserve">, </w:t>
+      </w:r>
+      <w:hyperlink r:id="rId20" w:history="1">
+        <w:r>
+          <w:rPr>
+            <w:rStyle w:val="Hyperlink"/>
+            <w:lang w:val="en-IN"/>
+          </w:rPr>
+          <w:t>[github.com]</w:t>
+        </w:r>
+      </w:hyperlink>
     </w:p>
     <w:p>
       <w:pPr>
@@ -3097,7 +3372,7 @@
       <w:r>
         <w:t xml:space="preserve">Email: </w:t>
       </w:r>
-      <w:hyperlink r:id="rId20" w:history="1">
+      <w:hyperlink r:id="rId21" w:history="1">
         <w:r>
           <w:rPr>
             <w:rStyle w:val="Hyperlink"/>

--- a/PropertyPrice_Model_Development_Complete_Report.docx
+++ b/PropertyPrice_Model_Development_Complete_Report.docx
@@ -328,8 +328,9 @@
       <w:pPr>
         <w:pStyle w:val="Heading1"/>
         <w:spacing w:before="240" w:after="240"/>
-        <w:rPr>
-          <w:rFonts w:asciiTheme="minorHAnsi" w:eastAsiaTheme="minorEastAsia" w:hAnsiTheme="minorHAnsi" w:cstheme="minorBidi"/>
+        <w:jc w:val="both"/>
+        <w:rPr>
+          <w:rFonts w:eastAsiaTheme="minorEastAsia" w:cstheme="majorHAnsi"/>
           <w:b w:val="0"/>
           <w:bCs w:val="0"/>
           <w:color w:val="auto"/>
@@ -339,7 +340,7 @@
       </w:pPr>
       <w:r>
         <w:rPr>
-          <w:rFonts w:asciiTheme="minorHAnsi" w:eastAsiaTheme="minorEastAsia" w:hAnsiTheme="minorHAnsi" w:cstheme="minorBidi"/>
+          <w:rFonts w:eastAsiaTheme="minorEastAsia" w:cstheme="majorHAnsi"/>
           <w:b w:val="0"/>
           <w:bCs w:val="0"/>
           <w:color w:val="auto"/>
@@ -353,8 +354,9 @@
       <w:pPr>
         <w:pStyle w:val="Heading1"/>
         <w:spacing w:before="240" w:after="240"/>
-        <w:rPr>
-          <w:rFonts w:asciiTheme="minorHAnsi" w:eastAsiaTheme="minorEastAsia" w:hAnsiTheme="minorHAnsi" w:cstheme="minorBidi"/>
+        <w:jc w:val="both"/>
+        <w:rPr>
+          <w:rFonts w:eastAsiaTheme="minorEastAsia" w:cstheme="majorHAnsi"/>
           <w:b w:val="0"/>
           <w:bCs w:val="0"/>
           <w:color w:val="auto"/>
@@ -364,7 +366,7 @@
       </w:pPr>
       <w:r>
         <w:rPr>
-          <w:rFonts w:asciiTheme="minorHAnsi" w:eastAsiaTheme="minorEastAsia" w:hAnsiTheme="minorHAnsi" w:cstheme="minorBidi"/>
+          <w:rFonts w:eastAsiaTheme="minorEastAsia" w:cstheme="majorHAnsi"/>
           <w:b w:val="0"/>
           <w:bCs w:val="0"/>
           <w:color w:val="auto"/>
@@ -379,11 +381,13 @@
         <w:pStyle w:val="Heading1"/>
         <w:spacing w:before="240" w:after="240"/>
         <w:rPr>
-          <w:lang w:val="en-IN"/>
-        </w:rPr>
-      </w:pPr>
-      <w:r>
-        <w:rPr>
+          <w:rFonts w:cstheme="majorHAnsi"/>
+          <w:lang w:val="en-IN"/>
+        </w:rPr>
+      </w:pPr>
+      <w:r>
+        <w:rPr>
+          <w:rFonts w:cstheme="majorHAnsi"/>
           <w:lang w:val="en-IN"/>
         </w:rPr>
         <w:t>Deliverables of the Project</w:t>
@@ -393,13 +397,24 @@
       <w:pPr>
         <w:pStyle w:val="Heading1"/>
         <w:spacing w:before="240" w:after="240"/>
-        <w:rPr>
-          <w:lang w:val="en-IN"/>
-        </w:rPr>
-      </w:pPr>
-      <w:r>
-        <w:rPr>
-          <w:lang w:val="en-IN"/>
+        <w:jc w:val="both"/>
+        <w:rPr>
+          <w:rFonts w:eastAsiaTheme="minorEastAsia" w:cstheme="majorHAnsi"/>
+          <w:b w:val="0"/>
+          <w:bCs w:val="0"/>
+          <w:color w:val="auto"/>
+          <w:sz w:val="22"/>
+          <w:szCs w:val="22"/>
+        </w:rPr>
+      </w:pPr>
+      <w:r>
+        <w:rPr>
+          <w:rFonts w:eastAsiaTheme="minorEastAsia" w:cstheme="majorHAnsi"/>
+          <w:b w:val="0"/>
+          <w:bCs w:val="0"/>
+          <w:color w:val="auto"/>
+          <w:sz w:val="22"/>
+          <w:szCs w:val="22"/>
         </w:rPr>
         <w:t>The primary deliverable of this project is a Machine Learning-based Property Price Prediction System capable of estimating residential property prices based on property attributes and location information. The project will follow a structured data science approach that includes data collection, data cleaning, exploratory data analysis (EDA), feature engineering, model development, model evaluation, hyperparameter tuning, and performance comparison.</w:t>
       </w:r>
@@ -408,55 +423,96 @@
       <w:pPr>
         <w:pStyle w:val="Heading1"/>
         <w:spacing w:before="240" w:after="240"/>
-        <w:rPr>
-          <w:lang w:val="en-IN"/>
-        </w:rPr>
-      </w:pPr>
-      <w:r>
-        <w:rPr>
-          <w:lang w:val="en-IN"/>
+        <w:jc w:val="both"/>
+        <w:rPr>
+          <w:rFonts w:eastAsiaTheme="minorEastAsia" w:cstheme="majorHAnsi"/>
+          <w:b w:val="0"/>
+          <w:bCs w:val="0"/>
+          <w:color w:val="auto"/>
+          <w:sz w:val="22"/>
+          <w:szCs w:val="22"/>
+        </w:rPr>
+      </w:pPr>
+      <w:r>
+        <w:rPr>
+          <w:rFonts w:eastAsiaTheme="minorEastAsia" w:cstheme="majorHAnsi"/>
+          <w:b w:val="0"/>
+          <w:bCs w:val="0"/>
+          <w:color w:val="auto"/>
+          <w:sz w:val="22"/>
+          <w:szCs w:val="22"/>
         </w:rPr>
         <w:t xml:space="preserve">The project will utilize historical property data containing features such as property type, square footage, construction status, resale status, RERA information, geographic coordinates, and ownership details. Multiple regression algorithms, including Linear Regression, Decision Tree, Random Forest, KNN, Gradient Boosting, </w:t>
       </w:r>
       <w:proofErr w:type="spellStart"/>
       <w:r>
         <w:rPr>
-          <w:lang w:val="en-IN"/>
+          <w:rFonts w:eastAsiaTheme="minorEastAsia" w:cstheme="majorHAnsi"/>
+          <w:b w:val="0"/>
+          <w:bCs w:val="0"/>
+          <w:color w:val="auto"/>
+          <w:sz w:val="22"/>
+          <w:szCs w:val="22"/>
         </w:rPr>
         <w:t>XGBoost</w:t>
       </w:r>
       <w:proofErr w:type="spellEnd"/>
       <w:r>
         <w:rPr>
-          <w:lang w:val="en-IN"/>
+          <w:rFonts w:eastAsiaTheme="minorEastAsia" w:cstheme="majorHAnsi"/>
+          <w:b w:val="0"/>
+          <w:bCs w:val="0"/>
+          <w:color w:val="auto"/>
+          <w:sz w:val="22"/>
+          <w:szCs w:val="22"/>
         </w:rPr>
         <w:t xml:space="preserve">, </w:t>
       </w:r>
       <w:proofErr w:type="spellStart"/>
       <w:r>
         <w:rPr>
-          <w:lang w:val="en-IN"/>
+          <w:rFonts w:eastAsiaTheme="minorEastAsia" w:cstheme="majorHAnsi"/>
+          <w:b w:val="0"/>
+          <w:bCs w:val="0"/>
+          <w:color w:val="auto"/>
+          <w:sz w:val="22"/>
+          <w:szCs w:val="22"/>
         </w:rPr>
         <w:t>CatBoost</w:t>
       </w:r>
       <w:proofErr w:type="spellEnd"/>
       <w:r>
         <w:rPr>
-          <w:lang w:val="en-IN"/>
+          <w:rFonts w:eastAsiaTheme="minorEastAsia" w:cstheme="majorHAnsi"/>
+          <w:b w:val="0"/>
+          <w:bCs w:val="0"/>
+          <w:color w:val="auto"/>
+          <w:sz w:val="22"/>
+          <w:szCs w:val="22"/>
         </w:rPr>
         <w:t xml:space="preserve">, and </w:t>
       </w:r>
       <w:proofErr w:type="spellStart"/>
       <w:r>
         <w:rPr>
-          <w:lang w:val="en-IN"/>
+          <w:rFonts w:eastAsiaTheme="minorEastAsia" w:cstheme="majorHAnsi"/>
+          <w:b w:val="0"/>
+          <w:bCs w:val="0"/>
+          <w:color w:val="auto"/>
+          <w:sz w:val="22"/>
+          <w:szCs w:val="22"/>
         </w:rPr>
         <w:t>LightGBM</w:t>
       </w:r>
       <w:proofErr w:type="spellEnd"/>
       <w:r>
         <w:rPr>
-          <w:lang w:val="en-IN"/>
+          <w:rFonts w:eastAsiaTheme="minorEastAsia" w:cstheme="majorHAnsi"/>
+          <w:b w:val="0"/>
+          <w:bCs w:val="0"/>
+          <w:color w:val="auto"/>
+          <w:sz w:val="22"/>
+          <w:szCs w:val="22"/>
         </w:rPr>
         <w:t>, will be trained and evaluated.</w:t>
       </w:r>
@@ -466,12 +522,22 @@
         <w:pStyle w:val="Heading1"/>
         <w:spacing w:before="240" w:after="240"/>
         <w:rPr>
-          <w:lang w:val="en-IN"/>
-        </w:rPr>
-      </w:pPr>
-      <w:r>
-        <w:rPr>
-          <w:lang w:val="en-IN"/>
+          <w:rFonts w:eastAsiaTheme="minorEastAsia" w:cstheme="majorHAnsi"/>
+          <w:b w:val="0"/>
+          <w:bCs w:val="0"/>
+          <w:color w:val="auto"/>
+          <w:sz w:val="22"/>
+          <w:szCs w:val="22"/>
+        </w:rPr>
+      </w:pPr>
+      <w:r>
+        <w:rPr>
+          <w:rFonts w:eastAsiaTheme="minorEastAsia" w:cstheme="majorHAnsi"/>
+          <w:b w:val="0"/>
+          <w:bCs w:val="0"/>
+          <w:color w:val="auto"/>
+          <w:sz w:val="22"/>
+          <w:szCs w:val="22"/>
         </w:rPr>
         <w:t>The effectiveness of the models will be measured using performance metrics such as:</w:t>
       </w:r>
@@ -485,11 +551,17 @@
         </w:numPr>
         <w:spacing w:before="240" w:after="240"/>
         <w:rPr>
-          <w:lang w:val="en-IN"/>
-        </w:rPr>
-      </w:pPr>
-      <w:r>
-        <w:rPr>
+          <w:color w:val="auto"/>
+          <w:sz w:val="22"/>
+          <w:szCs w:val="22"/>
+          <w:lang w:val="en-IN"/>
+        </w:rPr>
+      </w:pPr>
+      <w:r>
+        <w:rPr>
+          <w:color w:val="auto"/>
+          <w:sz w:val="22"/>
+          <w:szCs w:val="22"/>
           <w:lang w:val="en-IN"/>
         </w:rPr>
         <w:t>Mean Absolute Error (MAE)</w:t>
@@ -504,11 +576,17 @@
         </w:numPr>
         <w:spacing w:before="240" w:after="240"/>
         <w:rPr>
-          <w:lang w:val="en-IN"/>
-        </w:rPr>
-      </w:pPr>
-      <w:r>
-        <w:rPr>
+          <w:color w:val="auto"/>
+          <w:sz w:val="22"/>
+          <w:szCs w:val="22"/>
+          <w:lang w:val="en-IN"/>
+        </w:rPr>
+      </w:pPr>
+      <w:r>
+        <w:rPr>
+          <w:color w:val="auto"/>
+          <w:sz w:val="22"/>
+          <w:szCs w:val="22"/>
           <w:lang w:val="en-IN"/>
         </w:rPr>
         <w:t>Mean Squared Error (MSE)</w:t>
@@ -523,14 +601,19 @@
         </w:numPr>
         <w:spacing w:before="240" w:after="240"/>
         <w:rPr>
-          <w:lang w:val="en-IN"/>
-        </w:rPr>
-      </w:pPr>
-      <w:r>
-        <w:rPr>
-          <w:lang w:val="en-IN"/>
-        </w:rPr>
-        <w:lastRenderedPageBreak/>
+          <w:color w:val="auto"/>
+          <w:sz w:val="22"/>
+          <w:szCs w:val="22"/>
+          <w:lang w:val="en-IN"/>
+        </w:rPr>
+      </w:pPr>
+      <w:r>
+        <w:rPr>
+          <w:color w:val="auto"/>
+          <w:sz w:val="22"/>
+          <w:szCs w:val="22"/>
+          <w:lang w:val="en-IN"/>
+        </w:rPr>
         <w:t>Root Mean Squared Error (RMSE)</w:t>
       </w:r>
     </w:p>
@@ -543,11 +626,17 @@
         </w:numPr>
         <w:spacing w:before="240" w:after="240"/>
         <w:rPr>
-          <w:lang w:val="en-IN"/>
-        </w:rPr>
-      </w:pPr>
-      <w:r>
-        <w:rPr>
+          <w:color w:val="auto"/>
+          <w:sz w:val="22"/>
+          <w:szCs w:val="22"/>
+          <w:lang w:val="en-IN"/>
+        </w:rPr>
+      </w:pPr>
+      <w:r>
+        <w:rPr>
+          <w:color w:val="auto"/>
+          <w:sz w:val="22"/>
+          <w:szCs w:val="22"/>
           <w:lang w:val="en-IN"/>
         </w:rPr>
         <w:t>R² Score</w:t>
@@ -558,11 +647,17 @@
         <w:pStyle w:val="Heading1"/>
         <w:spacing w:before="240" w:after="240"/>
         <w:rPr>
-          <w:lang w:val="en-IN"/>
-        </w:rPr>
-      </w:pPr>
-      <w:r>
-        <w:rPr>
+          <w:color w:val="auto"/>
+          <w:sz w:val="22"/>
+          <w:szCs w:val="22"/>
+          <w:lang w:val="en-IN"/>
+        </w:rPr>
+      </w:pPr>
+      <w:r>
+        <w:rPr>
+          <w:color w:val="auto"/>
+          <w:sz w:val="22"/>
+          <w:szCs w:val="22"/>
           <w:lang w:val="en-IN"/>
         </w:rPr>
         <w:t>Evidence supporting the solution will be gathered through:</w:t>
@@ -577,11 +672,17 @@
         </w:numPr>
         <w:spacing w:before="240" w:after="240"/>
         <w:rPr>
-          <w:lang w:val="en-IN"/>
-        </w:rPr>
-      </w:pPr>
-      <w:r>
-        <w:rPr>
+          <w:color w:val="auto"/>
+          <w:sz w:val="22"/>
+          <w:szCs w:val="22"/>
+          <w:lang w:val="en-IN"/>
+        </w:rPr>
+      </w:pPr>
+      <w:r>
+        <w:rPr>
+          <w:color w:val="auto"/>
+          <w:sz w:val="22"/>
+          <w:szCs w:val="22"/>
           <w:lang w:val="en-IN"/>
         </w:rPr>
         <w:t>Exploratory Data Analysis results</w:t>
@@ -596,11 +697,17 @@
         </w:numPr>
         <w:spacing w:before="240" w:after="240"/>
         <w:rPr>
-          <w:lang w:val="en-IN"/>
-        </w:rPr>
-      </w:pPr>
-      <w:r>
-        <w:rPr>
+          <w:color w:val="auto"/>
+          <w:sz w:val="22"/>
+          <w:szCs w:val="22"/>
+          <w:lang w:val="en-IN"/>
+        </w:rPr>
+      </w:pPr>
+      <w:r>
+        <w:rPr>
+          <w:color w:val="auto"/>
+          <w:sz w:val="22"/>
+          <w:szCs w:val="22"/>
           <w:lang w:val="en-IN"/>
         </w:rPr>
         <w:t>Feature correlation analysis</w:t>
@@ -615,13 +722,20 @@
         </w:numPr>
         <w:spacing w:before="240" w:after="240"/>
         <w:rPr>
-          <w:lang w:val="en-IN"/>
-        </w:rPr>
-      </w:pPr>
-      <w:r>
-        <w:rPr>
-          <w:lang w:val="en-IN"/>
-        </w:rPr>
+          <w:color w:val="auto"/>
+          <w:sz w:val="22"/>
+          <w:szCs w:val="22"/>
+          <w:lang w:val="en-IN"/>
+        </w:rPr>
+      </w:pPr>
+      <w:r>
+        <w:rPr>
+          <w:color w:val="auto"/>
+          <w:sz w:val="22"/>
+          <w:szCs w:val="22"/>
+          <w:lang w:val="en-IN"/>
+        </w:rPr>
+        <w:lastRenderedPageBreak/>
         <w:t>Model comparison reports</w:t>
       </w:r>
     </w:p>
@@ -634,11 +748,17 @@
         </w:numPr>
         <w:spacing w:before="240" w:after="240"/>
         <w:rPr>
-          <w:lang w:val="en-IN"/>
-        </w:rPr>
-      </w:pPr>
-      <w:r>
-        <w:rPr>
+          <w:color w:val="auto"/>
+          <w:sz w:val="22"/>
+          <w:szCs w:val="22"/>
+          <w:lang w:val="en-IN"/>
+        </w:rPr>
+      </w:pPr>
+      <w:r>
+        <w:rPr>
+          <w:color w:val="auto"/>
+          <w:sz w:val="22"/>
+          <w:szCs w:val="22"/>
           <w:lang w:val="en-IN"/>
         </w:rPr>
         <w:t>Hyperparameter tuning results</w:t>
@@ -653,11 +773,17 @@
         </w:numPr>
         <w:spacing w:before="240" w:after="240"/>
         <w:rPr>
-          <w:lang w:val="en-IN"/>
-        </w:rPr>
-      </w:pPr>
-      <w:r>
-        <w:rPr>
+          <w:color w:val="auto"/>
+          <w:sz w:val="22"/>
+          <w:szCs w:val="22"/>
+          <w:lang w:val="en-IN"/>
+        </w:rPr>
+      </w:pPr>
+      <w:r>
+        <w:rPr>
+          <w:color w:val="auto"/>
+          <w:sz w:val="22"/>
+          <w:szCs w:val="22"/>
           <w:lang w:val="en-IN"/>
         </w:rPr>
         <w:t>Training and testing performance evaluation</w:t>
@@ -672,11 +798,17 @@
         </w:numPr>
         <w:spacing w:before="240" w:after="240"/>
         <w:rPr>
-          <w:lang w:val="en-IN"/>
-        </w:rPr>
-      </w:pPr>
-      <w:r>
-        <w:rPr>
+          <w:color w:val="auto"/>
+          <w:sz w:val="22"/>
+          <w:szCs w:val="22"/>
+          <w:lang w:val="en-IN"/>
+        </w:rPr>
+      </w:pPr>
+      <w:r>
+        <w:rPr>
+          <w:color w:val="auto"/>
+          <w:sz w:val="22"/>
+          <w:szCs w:val="22"/>
           <w:lang w:val="en-IN"/>
         </w:rPr>
         <w:t>Visualization of model performance metrics</w:t>
@@ -686,15 +818,50 @@
       <w:pPr>
         <w:pStyle w:val="Heading1"/>
         <w:spacing w:before="240" w:after="240"/>
-        <w:rPr>
-          <w:lang w:val="en-IN"/>
-        </w:rPr>
-      </w:pPr>
-      <w:r>
-        <w:rPr>
-          <w:lang w:val="en-IN"/>
-        </w:rPr>
-        <w:t>The final outcome will be a predictive model capable of providing accurate property price estimates for new properties and supporting data-driven decision-making in the real estate sector.</w:t>
+        <w:jc w:val="both"/>
+        <w:rPr>
+          <w:rFonts w:asciiTheme="minorHAnsi" w:eastAsiaTheme="minorEastAsia" w:hAnsiTheme="minorHAnsi" w:cstheme="minorBidi"/>
+          <w:b w:val="0"/>
+          <w:bCs w:val="0"/>
+          <w:color w:val="auto"/>
+          <w:sz w:val="22"/>
+          <w:szCs w:val="22"/>
+        </w:rPr>
+      </w:pPr>
+      <w:r>
+        <w:rPr>
+          <w:rFonts w:asciiTheme="minorHAnsi" w:eastAsiaTheme="minorEastAsia" w:hAnsiTheme="minorHAnsi" w:cstheme="minorBidi"/>
+          <w:b w:val="0"/>
+          <w:bCs w:val="0"/>
+          <w:color w:val="auto"/>
+          <w:sz w:val="22"/>
+          <w:szCs w:val="22"/>
+        </w:rPr>
+        <w:t xml:space="preserve">The </w:t>
+      </w:r>
+      <w:proofErr w:type="gramStart"/>
+      <w:r>
+        <w:rPr>
+          <w:rFonts w:asciiTheme="minorHAnsi" w:eastAsiaTheme="minorEastAsia" w:hAnsiTheme="minorHAnsi" w:cstheme="minorBidi"/>
+          <w:b w:val="0"/>
+          <w:bCs w:val="0"/>
+          <w:color w:val="auto"/>
+          <w:sz w:val="22"/>
+          <w:szCs w:val="22"/>
+        </w:rPr>
+        <w:t>final outcome</w:t>
+      </w:r>
+      <w:proofErr w:type="gramEnd"/>
+      <w:r>
+        <w:rPr>
+          <w:rFonts w:asciiTheme="minorHAnsi" w:eastAsiaTheme="minorEastAsia" w:hAnsiTheme="minorHAnsi" w:cstheme="minorBidi"/>
+          <w:b w:val="0"/>
+          <w:bCs w:val="0"/>
+          <w:color w:val="auto"/>
+          <w:sz w:val="22"/>
+          <w:szCs w:val="22"/>
+        </w:rPr>
+        <w:t xml:space="preserve"> will be a predictive model capable of providing accurate property price estimates for new properties and supporting data-driven decision-making in the real estate sector.</w:t>
       </w:r>
     </w:p>
     <w:p>
@@ -702,12 +869,22 @@
         <w:pStyle w:val="Heading1"/>
         <w:spacing w:before="240" w:after="240"/>
         <w:rPr>
-          <w:lang w:val="en-IN"/>
-        </w:rPr>
-      </w:pPr>
-      <w:r>
-        <w:rPr>
-          <w:lang w:val="en-IN"/>
+          <w:rFonts w:asciiTheme="minorHAnsi" w:eastAsiaTheme="minorEastAsia" w:hAnsiTheme="minorHAnsi" w:cstheme="minorBidi"/>
+          <w:b w:val="0"/>
+          <w:bCs w:val="0"/>
+          <w:color w:val="auto"/>
+          <w:sz w:val="22"/>
+          <w:szCs w:val="22"/>
+        </w:rPr>
+      </w:pPr>
+      <w:r>
+        <w:rPr>
+          <w:rFonts w:asciiTheme="minorHAnsi" w:eastAsiaTheme="minorEastAsia" w:hAnsiTheme="minorHAnsi" w:cstheme="minorBidi"/>
+          <w:b w:val="0"/>
+          <w:bCs w:val="0"/>
+          <w:color w:val="auto"/>
+          <w:sz w:val="22"/>
+          <w:szCs w:val="22"/>
         </w:rPr>
         <w:pict w14:anchorId="3A5C08A5">
           <v:rect id="_x0000_i1055" style="width:0;height:1.5pt" o:hralign="center" o:hrstd="t" o:hr="t" fillcolor="#a0a0a0" stroked="f"/>
@@ -719,12 +896,22 @@
         <w:pStyle w:val="Heading1"/>
         <w:spacing w:before="240" w:after="240"/>
         <w:rPr>
-          <w:lang w:val="en-IN"/>
-        </w:rPr>
-      </w:pPr>
-      <w:r>
-        <w:rPr>
-          <w:lang w:val="en-IN"/>
+          <w:rFonts w:asciiTheme="minorHAnsi" w:eastAsiaTheme="minorEastAsia" w:hAnsiTheme="minorHAnsi" w:cstheme="minorBidi"/>
+          <w:b w:val="0"/>
+          <w:bCs w:val="0"/>
+          <w:color w:val="auto"/>
+          <w:sz w:val="22"/>
+          <w:szCs w:val="22"/>
+        </w:rPr>
+      </w:pPr>
+      <w:r>
+        <w:rPr>
+          <w:rFonts w:asciiTheme="minorHAnsi" w:eastAsiaTheme="minorEastAsia" w:hAnsiTheme="minorHAnsi" w:cstheme="minorBidi"/>
+          <w:b w:val="0"/>
+          <w:bCs w:val="0"/>
+          <w:color w:val="auto"/>
+          <w:sz w:val="22"/>
+          <w:szCs w:val="22"/>
         </w:rPr>
         <w:t>List of Questions the Model is Designed to Answer</w:t>
       </w:r>
@@ -738,11 +925,17 @@
         </w:numPr>
         <w:spacing w:before="240" w:after="240"/>
         <w:rPr>
-          <w:lang w:val="en-IN"/>
-        </w:rPr>
-      </w:pPr>
-      <w:r>
-        <w:rPr>
+          <w:color w:val="auto"/>
+          <w:sz w:val="22"/>
+          <w:szCs w:val="22"/>
+          <w:lang w:val="en-IN"/>
+        </w:rPr>
+      </w:pPr>
+      <w:r>
+        <w:rPr>
+          <w:color w:val="auto"/>
+          <w:sz w:val="22"/>
+          <w:szCs w:val="22"/>
           <w:lang w:val="en-IN"/>
         </w:rPr>
         <w:t>What is the estimated market price of a property based on its features?</w:t>
@@ -757,11 +950,17 @@
         </w:numPr>
         <w:spacing w:before="240" w:after="240"/>
         <w:rPr>
-          <w:lang w:val="en-IN"/>
-        </w:rPr>
-      </w:pPr>
-      <w:r>
-        <w:rPr>
+          <w:color w:val="auto"/>
+          <w:sz w:val="22"/>
+          <w:szCs w:val="22"/>
+          <w:lang w:val="en-IN"/>
+        </w:rPr>
+      </w:pPr>
+      <w:r>
+        <w:rPr>
+          <w:color w:val="auto"/>
+          <w:sz w:val="22"/>
+          <w:szCs w:val="22"/>
           <w:lang w:val="en-IN"/>
         </w:rPr>
         <w:t>How does square footage influence property prices?</w:t>
@@ -776,11 +975,17 @@
         </w:numPr>
         <w:spacing w:before="240" w:after="240"/>
         <w:rPr>
-          <w:lang w:val="en-IN"/>
-        </w:rPr>
-      </w:pPr>
-      <w:r>
-        <w:rPr>
+          <w:color w:val="auto"/>
+          <w:sz w:val="22"/>
+          <w:szCs w:val="22"/>
+          <w:lang w:val="en-IN"/>
+        </w:rPr>
+      </w:pPr>
+      <w:r>
+        <w:rPr>
+          <w:color w:val="auto"/>
+          <w:sz w:val="22"/>
+          <w:szCs w:val="22"/>
           <w:lang w:val="en-IN"/>
         </w:rPr>
         <w:t>Does property location significantly affect house valuation?</w:t>
@@ -795,11 +1000,17 @@
         </w:numPr>
         <w:spacing w:before="240" w:after="240"/>
         <w:rPr>
-          <w:lang w:val="en-IN"/>
-        </w:rPr>
-      </w:pPr>
-      <w:r>
-        <w:rPr>
+          <w:color w:val="auto"/>
+          <w:sz w:val="22"/>
+          <w:szCs w:val="22"/>
+          <w:lang w:val="en-IN"/>
+        </w:rPr>
+      </w:pPr>
+      <w:r>
+        <w:rPr>
+          <w:color w:val="auto"/>
+          <w:sz w:val="22"/>
+          <w:szCs w:val="22"/>
           <w:lang w:val="en-IN"/>
         </w:rPr>
         <w:t>What impact does the number of bedrooms (BHK) have on property price?</w:t>
@@ -814,11 +1025,17 @@
         </w:numPr>
         <w:spacing w:before="240" w:after="240"/>
         <w:rPr>
-          <w:lang w:val="en-IN"/>
-        </w:rPr>
-      </w:pPr>
-      <w:r>
-        <w:rPr>
+          <w:color w:val="auto"/>
+          <w:sz w:val="22"/>
+          <w:szCs w:val="22"/>
+          <w:lang w:val="en-IN"/>
+        </w:rPr>
+      </w:pPr>
+      <w:r>
+        <w:rPr>
+          <w:color w:val="auto"/>
+          <w:sz w:val="22"/>
+          <w:szCs w:val="22"/>
           <w:lang w:val="en-IN"/>
         </w:rPr>
         <w:t>Are ready-to-move properties priced higher than under-construction properties?</w:t>
@@ -833,14 +1050,19 @@
         </w:numPr>
         <w:spacing w:before="240" w:after="240"/>
         <w:rPr>
-          <w:lang w:val="en-IN"/>
-        </w:rPr>
-      </w:pPr>
-      <w:r>
-        <w:rPr>
-          <w:lang w:val="en-IN"/>
-        </w:rPr>
-        <w:lastRenderedPageBreak/>
+          <w:color w:val="auto"/>
+          <w:sz w:val="22"/>
+          <w:szCs w:val="22"/>
+          <w:lang w:val="en-IN"/>
+        </w:rPr>
+      </w:pPr>
+      <w:r>
+        <w:rPr>
+          <w:color w:val="auto"/>
+          <w:sz w:val="22"/>
+          <w:szCs w:val="22"/>
+          <w:lang w:val="en-IN"/>
+        </w:rPr>
         <w:t>Does RERA registration affect property value?</w:t>
       </w:r>
     </w:p>
@@ -853,11 +1075,17 @@
         </w:numPr>
         <w:spacing w:before="240" w:after="240"/>
         <w:rPr>
-          <w:lang w:val="en-IN"/>
-        </w:rPr>
-      </w:pPr>
-      <w:r>
-        <w:rPr>
+          <w:color w:val="auto"/>
+          <w:sz w:val="22"/>
+          <w:szCs w:val="22"/>
+          <w:lang w:val="en-IN"/>
+        </w:rPr>
+      </w:pPr>
+      <w:r>
+        <w:rPr>
+          <w:color w:val="auto"/>
+          <w:sz w:val="22"/>
+          <w:szCs w:val="22"/>
           <w:lang w:val="en-IN"/>
         </w:rPr>
         <w:t>How does resale status influence property pricing?</w:t>
@@ -872,11 +1100,17 @@
         </w:numPr>
         <w:spacing w:before="240" w:after="240"/>
         <w:rPr>
-          <w:lang w:val="en-IN"/>
-        </w:rPr>
-      </w:pPr>
-      <w:r>
-        <w:rPr>
+          <w:color w:val="auto"/>
+          <w:sz w:val="22"/>
+          <w:szCs w:val="22"/>
+          <w:lang w:val="en-IN"/>
+        </w:rPr>
+      </w:pPr>
+      <w:r>
+        <w:rPr>
+          <w:color w:val="auto"/>
+          <w:sz w:val="22"/>
+          <w:szCs w:val="22"/>
           <w:lang w:val="en-IN"/>
         </w:rPr>
         <w:t>Which property features are the strongest predictors of price?</w:t>
@@ -891,11 +1125,17 @@
         </w:numPr>
         <w:spacing w:before="240" w:after="240"/>
         <w:rPr>
-          <w:lang w:val="en-IN"/>
-        </w:rPr>
-      </w:pPr>
-      <w:r>
-        <w:rPr>
+          <w:color w:val="auto"/>
+          <w:sz w:val="22"/>
+          <w:szCs w:val="22"/>
+          <w:lang w:val="en-IN"/>
+        </w:rPr>
+      </w:pPr>
+      <w:r>
+        <w:rPr>
+          <w:color w:val="auto"/>
+          <w:sz w:val="22"/>
+          <w:szCs w:val="22"/>
           <w:lang w:val="en-IN"/>
         </w:rPr>
         <w:t>Which machine learning algorithm provides the highest prediction accuracy?</w:t>
@@ -910,11 +1150,17 @@
         </w:numPr>
         <w:spacing w:before="240" w:after="240"/>
         <w:rPr>
-          <w:lang w:val="en-IN"/>
-        </w:rPr>
-      </w:pPr>
-      <w:r>
-        <w:rPr>
+          <w:color w:val="auto"/>
+          <w:sz w:val="22"/>
+          <w:szCs w:val="22"/>
+          <w:lang w:val="en-IN"/>
+        </w:rPr>
+      </w:pPr>
+      <w:r>
+        <w:rPr>
+          <w:color w:val="auto"/>
+          <w:sz w:val="22"/>
+          <w:szCs w:val="22"/>
           <w:lang w:val="en-IN"/>
         </w:rPr>
         <w:t>Can advanced ensemble models outperform traditional regression models?</w:t>
@@ -929,11 +1175,17 @@
         </w:numPr>
         <w:spacing w:before="240" w:after="240"/>
         <w:rPr>
-          <w:lang w:val="en-IN"/>
-        </w:rPr>
-      </w:pPr>
-      <w:r>
-        <w:rPr>
+          <w:color w:val="auto"/>
+          <w:sz w:val="22"/>
+          <w:szCs w:val="22"/>
+          <w:lang w:val="en-IN"/>
+        </w:rPr>
+      </w:pPr>
+      <w:r>
+        <w:rPr>
+          <w:color w:val="auto"/>
+          <w:sz w:val="22"/>
+          <w:szCs w:val="22"/>
           <w:lang w:val="en-IN"/>
         </w:rPr>
         <w:t>Is there evidence of overfitting in any of the trained models?</w:t>
@@ -948,11 +1200,17 @@
         </w:numPr>
         <w:spacing w:before="240" w:after="240"/>
         <w:rPr>
-          <w:lang w:val="en-IN"/>
-        </w:rPr>
-      </w:pPr>
-      <w:r>
-        <w:rPr>
+          <w:color w:val="auto"/>
+          <w:sz w:val="22"/>
+          <w:szCs w:val="22"/>
+          <w:lang w:val="en-IN"/>
+        </w:rPr>
+      </w:pPr>
+      <w:r>
+        <w:rPr>
+          <w:color w:val="auto"/>
+          <w:sz w:val="22"/>
+          <w:szCs w:val="22"/>
           <w:lang w:val="en-IN"/>
         </w:rPr>
         <w:t>How accurately can future property prices be predicted using historical data?</w:t>
@@ -980,12 +1238,22 @@
         <w:pStyle w:val="Heading1"/>
         <w:spacing w:before="240" w:after="240"/>
         <w:rPr>
-          <w:lang w:val="en-IN"/>
-        </w:rPr>
-      </w:pPr>
-      <w:r>
-        <w:rPr>
-          <w:lang w:val="en-IN"/>
+          <w:rFonts w:asciiTheme="minorHAnsi" w:eastAsiaTheme="minorEastAsia" w:hAnsiTheme="minorHAnsi" w:cstheme="minorBidi"/>
+          <w:b w:val="0"/>
+          <w:bCs w:val="0"/>
+          <w:color w:val="auto"/>
+          <w:sz w:val="22"/>
+          <w:szCs w:val="22"/>
+        </w:rPr>
+      </w:pPr>
+      <w:r>
+        <w:rPr>
+          <w:rFonts w:asciiTheme="minorHAnsi" w:eastAsiaTheme="minorEastAsia" w:hAnsiTheme="minorHAnsi" w:cstheme="minorBidi"/>
+          <w:b w:val="0"/>
+          <w:bCs w:val="0"/>
+          <w:color w:val="auto"/>
+          <w:sz w:val="22"/>
+          <w:szCs w:val="22"/>
         </w:rPr>
         <w:t>Details of the Model, Important Findings, Expected Observations and Outcome</w:t>
       </w:r>
@@ -995,12 +1263,22 @@
         <w:pStyle w:val="Heading1"/>
         <w:spacing w:before="240" w:after="240"/>
         <w:rPr>
-          <w:lang w:val="en-IN"/>
-        </w:rPr>
-      </w:pPr>
-      <w:r>
-        <w:rPr>
-          <w:lang w:val="en-IN"/>
+          <w:rFonts w:asciiTheme="minorHAnsi" w:eastAsiaTheme="minorEastAsia" w:hAnsiTheme="minorHAnsi" w:cstheme="minorBidi"/>
+          <w:b w:val="0"/>
+          <w:bCs w:val="0"/>
+          <w:color w:val="auto"/>
+          <w:sz w:val="22"/>
+          <w:szCs w:val="22"/>
+        </w:rPr>
+      </w:pPr>
+      <w:r>
+        <w:rPr>
+          <w:rFonts w:asciiTheme="minorHAnsi" w:eastAsiaTheme="minorEastAsia" w:hAnsiTheme="minorHAnsi" w:cstheme="minorBidi"/>
+          <w:b w:val="0"/>
+          <w:bCs w:val="0"/>
+          <w:color w:val="auto"/>
+          <w:sz w:val="22"/>
+          <w:szCs w:val="22"/>
         </w:rPr>
         <w:t>Model Details</w:t>
       </w:r>
@@ -1010,13 +1288,24 @@
         <w:pStyle w:val="Heading1"/>
         <w:spacing w:before="240" w:after="240"/>
         <w:rPr>
-          <w:lang w:val="en-IN"/>
-        </w:rPr>
-      </w:pPr>
-      <w:r>
-        <w:rPr>
-          <w:lang w:val="en-IN"/>
-        </w:rPr>
+          <w:rFonts w:asciiTheme="minorHAnsi" w:eastAsiaTheme="minorEastAsia" w:hAnsiTheme="minorHAnsi" w:cstheme="minorBidi"/>
+          <w:b w:val="0"/>
+          <w:bCs w:val="0"/>
+          <w:color w:val="auto"/>
+          <w:sz w:val="22"/>
+          <w:szCs w:val="22"/>
+        </w:rPr>
+      </w:pPr>
+      <w:r>
+        <w:rPr>
+          <w:rFonts w:asciiTheme="minorHAnsi" w:eastAsiaTheme="minorEastAsia" w:hAnsiTheme="minorHAnsi" w:cstheme="minorBidi"/>
+          <w:b w:val="0"/>
+          <w:bCs w:val="0"/>
+          <w:color w:val="auto"/>
+          <w:sz w:val="22"/>
+          <w:szCs w:val="22"/>
+        </w:rPr>
+        <w:lastRenderedPageBreak/>
         <w:t>The project uses a supervised machine learning regression approach where the target variable is:</w:t>
       </w:r>
     </w:p>
@@ -1025,12 +1314,22 @@
         <w:pStyle w:val="Heading1"/>
         <w:spacing w:before="240" w:after="240"/>
         <w:rPr>
-          <w:lang w:val="en-IN"/>
-        </w:rPr>
-      </w:pPr>
-      <w:r>
-        <w:rPr>
-          <w:lang w:val="en-IN"/>
+          <w:rFonts w:asciiTheme="minorHAnsi" w:eastAsiaTheme="minorEastAsia" w:hAnsiTheme="minorHAnsi" w:cstheme="minorBidi"/>
+          <w:b w:val="0"/>
+          <w:bCs w:val="0"/>
+          <w:color w:val="auto"/>
+          <w:sz w:val="22"/>
+          <w:szCs w:val="22"/>
+        </w:rPr>
+      </w:pPr>
+      <w:r>
+        <w:rPr>
+          <w:rFonts w:asciiTheme="minorHAnsi" w:eastAsiaTheme="minorEastAsia" w:hAnsiTheme="minorHAnsi" w:cstheme="minorBidi"/>
+          <w:b w:val="0"/>
+          <w:bCs w:val="0"/>
+          <w:color w:val="auto"/>
+          <w:sz w:val="22"/>
+          <w:szCs w:val="22"/>
         </w:rPr>
         <w:t>TARGET (PRICE_IN_LACS)</w:t>
       </w:r>
@@ -1040,12 +1339,22 @@
         <w:pStyle w:val="Heading1"/>
         <w:spacing w:before="240" w:after="240"/>
         <w:rPr>
-          <w:lang w:val="en-IN"/>
-        </w:rPr>
-      </w:pPr>
-      <w:r>
-        <w:rPr>
-          <w:lang w:val="en-IN"/>
+          <w:rFonts w:asciiTheme="minorHAnsi" w:eastAsiaTheme="minorEastAsia" w:hAnsiTheme="minorHAnsi" w:cstheme="minorBidi"/>
+          <w:b w:val="0"/>
+          <w:bCs w:val="0"/>
+          <w:color w:val="auto"/>
+          <w:sz w:val="22"/>
+          <w:szCs w:val="22"/>
+        </w:rPr>
+      </w:pPr>
+      <w:r>
+        <w:rPr>
+          <w:rFonts w:asciiTheme="minorHAnsi" w:eastAsiaTheme="minorEastAsia" w:hAnsiTheme="minorHAnsi" w:cstheme="minorBidi"/>
+          <w:b w:val="0"/>
+          <w:bCs w:val="0"/>
+          <w:color w:val="auto"/>
+          <w:sz w:val="22"/>
+          <w:szCs w:val="22"/>
         </w:rPr>
         <w:t>Key input features include:</w:t>
       </w:r>
@@ -1059,11 +1368,17 @@
         </w:numPr>
         <w:spacing w:before="240" w:after="240"/>
         <w:rPr>
-          <w:lang w:val="en-IN"/>
-        </w:rPr>
-      </w:pPr>
-      <w:r>
-        <w:rPr>
+          <w:color w:val="auto"/>
+          <w:sz w:val="22"/>
+          <w:szCs w:val="22"/>
+          <w:lang w:val="en-IN"/>
+        </w:rPr>
+      </w:pPr>
+      <w:r>
+        <w:rPr>
+          <w:color w:val="auto"/>
+          <w:sz w:val="22"/>
+          <w:szCs w:val="22"/>
           <w:lang w:val="en-IN"/>
         </w:rPr>
         <w:t>POSTED_BY</w:t>
@@ -1078,11 +1393,17 @@
         </w:numPr>
         <w:spacing w:before="240" w:after="240"/>
         <w:rPr>
-          <w:lang w:val="en-IN"/>
-        </w:rPr>
-      </w:pPr>
-      <w:r>
-        <w:rPr>
+          <w:color w:val="auto"/>
+          <w:sz w:val="22"/>
+          <w:szCs w:val="22"/>
+          <w:lang w:val="en-IN"/>
+        </w:rPr>
+      </w:pPr>
+      <w:r>
+        <w:rPr>
+          <w:color w:val="auto"/>
+          <w:sz w:val="22"/>
+          <w:szCs w:val="22"/>
           <w:lang w:val="en-IN"/>
         </w:rPr>
         <w:t>UNDER_CONSTRUCTION</w:t>
@@ -1097,11 +1418,17 @@
         </w:numPr>
         <w:spacing w:before="240" w:after="240"/>
         <w:rPr>
-          <w:lang w:val="en-IN"/>
-        </w:rPr>
-      </w:pPr>
-      <w:r>
-        <w:rPr>
+          <w:color w:val="auto"/>
+          <w:sz w:val="22"/>
+          <w:szCs w:val="22"/>
+          <w:lang w:val="en-IN"/>
+        </w:rPr>
+      </w:pPr>
+      <w:r>
+        <w:rPr>
+          <w:color w:val="auto"/>
+          <w:sz w:val="22"/>
+          <w:szCs w:val="22"/>
           <w:lang w:val="en-IN"/>
         </w:rPr>
         <w:t>RERA</w:t>
@@ -1116,11 +1443,17 @@
         </w:numPr>
         <w:spacing w:before="240" w:after="240"/>
         <w:rPr>
-          <w:lang w:val="en-IN"/>
-        </w:rPr>
-      </w:pPr>
-      <w:r>
-        <w:rPr>
+          <w:color w:val="auto"/>
+          <w:sz w:val="22"/>
+          <w:szCs w:val="22"/>
+          <w:lang w:val="en-IN"/>
+        </w:rPr>
+      </w:pPr>
+      <w:r>
+        <w:rPr>
+          <w:color w:val="auto"/>
+          <w:sz w:val="22"/>
+          <w:szCs w:val="22"/>
           <w:lang w:val="en-IN"/>
         </w:rPr>
         <w:t>BHK_NO.</w:t>
@@ -1135,14 +1468,19 @@
         </w:numPr>
         <w:spacing w:before="240" w:after="240"/>
         <w:rPr>
-          <w:lang w:val="en-IN"/>
-        </w:rPr>
-      </w:pPr>
-      <w:r>
-        <w:rPr>
-          <w:lang w:val="en-IN"/>
-        </w:rPr>
-        <w:lastRenderedPageBreak/>
+          <w:color w:val="auto"/>
+          <w:sz w:val="22"/>
+          <w:szCs w:val="22"/>
+          <w:lang w:val="en-IN"/>
+        </w:rPr>
+      </w:pPr>
+      <w:r>
+        <w:rPr>
+          <w:color w:val="auto"/>
+          <w:sz w:val="22"/>
+          <w:szCs w:val="22"/>
+          <w:lang w:val="en-IN"/>
+        </w:rPr>
         <w:t>BHK_OR_RK</w:t>
       </w:r>
     </w:p>
@@ -1155,11 +1493,17 @@
         </w:numPr>
         <w:spacing w:before="240" w:after="240"/>
         <w:rPr>
-          <w:lang w:val="en-IN"/>
-        </w:rPr>
-      </w:pPr>
-      <w:r>
-        <w:rPr>
+          <w:color w:val="auto"/>
+          <w:sz w:val="22"/>
+          <w:szCs w:val="22"/>
+          <w:lang w:val="en-IN"/>
+        </w:rPr>
+      </w:pPr>
+      <w:r>
+        <w:rPr>
+          <w:color w:val="auto"/>
+          <w:sz w:val="22"/>
+          <w:szCs w:val="22"/>
           <w:lang w:val="en-IN"/>
         </w:rPr>
         <w:t>SQUARE_FT</w:t>
@@ -1174,11 +1518,17 @@
         </w:numPr>
         <w:spacing w:before="240" w:after="240"/>
         <w:rPr>
-          <w:lang w:val="en-IN"/>
-        </w:rPr>
-      </w:pPr>
-      <w:r>
-        <w:rPr>
+          <w:color w:val="auto"/>
+          <w:sz w:val="22"/>
+          <w:szCs w:val="22"/>
+          <w:lang w:val="en-IN"/>
+        </w:rPr>
+      </w:pPr>
+      <w:r>
+        <w:rPr>
+          <w:color w:val="auto"/>
+          <w:sz w:val="22"/>
+          <w:szCs w:val="22"/>
           <w:lang w:val="en-IN"/>
         </w:rPr>
         <w:t>READY_TO_MOVE</w:t>
@@ -1193,11 +1543,17 @@
         </w:numPr>
         <w:spacing w:before="240" w:after="240"/>
         <w:rPr>
-          <w:lang w:val="en-IN"/>
-        </w:rPr>
-      </w:pPr>
-      <w:r>
-        <w:rPr>
+          <w:color w:val="auto"/>
+          <w:sz w:val="22"/>
+          <w:szCs w:val="22"/>
+          <w:lang w:val="en-IN"/>
+        </w:rPr>
+      </w:pPr>
+      <w:r>
+        <w:rPr>
+          <w:color w:val="auto"/>
+          <w:sz w:val="22"/>
+          <w:szCs w:val="22"/>
           <w:lang w:val="en-IN"/>
         </w:rPr>
         <w:t>RESALE</w:t>
@@ -1212,11 +1568,17 @@
         </w:numPr>
         <w:spacing w:before="240" w:after="240"/>
         <w:rPr>
-          <w:lang w:val="en-IN"/>
-        </w:rPr>
-      </w:pPr>
-      <w:r>
-        <w:rPr>
+          <w:color w:val="auto"/>
+          <w:sz w:val="22"/>
+          <w:szCs w:val="22"/>
+          <w:lang w:val="en-IN"/>
+        </w:rPr>
+      </w:pPr>
+      <w:r>
+        <w:rPr>
+          <w:color w:val="auto"/>
+          <w:sz w:val="22"/>
+          <w:szCs w:val="22"/>
           <w:lang w:val="en-IN"/>
         </w:rPr>
         <w:t>LONGITUDE</w:t>
@@ -1231,11 +1593,17 @@
         </w:numPr>
         <w:spacing w:before="240" w:after="240"/>
         <w:rPr>
-          <w:lang w:val="en-IN"/>
-        </w:rPr>
-      </w:pPr>
-      <w:r>
-        <w:rPr>
+          <w:color w:val="auto"/>
+          <w:sz w:val="22"/>
+          <w:szCs w:val="22"/>
+          <w:lang w:val="en-IN"/>
+        </w:rPr>
+      </w:pPr>
+      <w:r>
+        <w:rPr>
+          <w:color w:val="auto"/>
+          <w:sz w:val="22"/>
+          <w:szCs w:val="22"/>
           <w:lang w:val="en-IN"/>
         </w:rPr>
         <w:t>LATITUDE</w:t>
@@ -1246,11 +1614,17 @@
         <w:pStyle w:val="Heading1"/>
         <w:spacing w:before="240" w:after="240"/>
         <w:rPr>
-          <w:lang w:val="en-IN"/>
-        </w:rPr>
-      </w:pPr>
-      <w:r>
-        <w:rPr>
+          <w:color w:val="auto"/>
+          <w:sz w:val="22"/>
+          <w:szCs w:val="22"/>
+          <w:lang w:val="en-IN"/>
+        </w:rPr>
+      </w:pPr>
+      <w:r>
+        <w:rPr>
+          <w:color w:val="auto"/>
+          <w:sz w:val="22"/>
+          <w:szCs w:val="22"/>
           <w:lang w:val="en-IN"/>
         </w:rPr>
         <w:t>The data undergoes preprocessing steps including:</w:t>
@@ -1265,11 +1639,19 @@
         </w:numPr>
         <w:spacing w:before="240" w:after="240"/>
         <w:rPr>
-          <w:lang w:val="en-IN"/>
-        </w:rPr>
-      </w:pPr>
-      <w:r>
-        <w:rPr>
+          <w:rFonts w:cstheme="majorHAnsi"/>
+          <w:color w:val="auto"/>
+          <w:sz w:val="22"/>
+          <w:szCs w:val="22"/>
+          <w:lang w:val="en-IN"/>
+        </w:rPr>
+      </w:pPr>
+      <w:r>
+        <w:rPr>
+          <w:rFonts w:cstheme="majorHAnsi"/>
+          <w:color w:val="auto"/>
+          <w:sz w:val="22"/>
+          <w:szCs w:val="22"/>
           <w:lang w:val="en-IN"/>
         </w:rPr>
         <w:t>Duplicate removal</w:t>
@@ -1284,11 +1666,19 @@
         </w:numPr>
         <w:spacing w:before="240" w:after="240"/>
         <w:rPr>
-          <w:lang w:val="en-IN"/>
-        </w:rPr>
-      </w:pPr>
-      <w:r>
-        <w:rPr>
+          <w:rFonts w:cstheme="majorHAnsi"/>
+          <w:color w:val="auto"/>
+          <w:sz w:val="22"/>
+          <w:szCs w:val="22"/>
+          <w:lang w:val="en-IN"/>
+        </w:rPr>
+      </w:pPr>
+      <w:r>
+        <w:rPr>
+          <w:rFonts w:cstheme="majorHAnsi"/>
+          <w:color w:val="auto"/>
+          <w:sz w:val="22"/>
+          <w:szCs w:val="22"/>
           <w:lang w:val="en-IN"/>
         </w:rPr>
         <w:t>Categorical variable encoding</w:t>
@@ -1303,11 +1693,19 @@
         </w:numPr>
         <w:spacing w:before="240" w:after="240"/>
         <w:rPr>
-          <w:lang w:val="en-IN"/>
-        </w:rPr>
-      </w:pPr>
-      <w:r>
-        <w:rPr>
+          <w:rFonts w:cstheme="majorHAnsi"/>
+          <w:color w:val="auto"/>
+          <w:sz w:val="22"/>
+          <w:szCs w:val="22"/>
+          <w:lang w:val="en-IN"/>
+        </w:rPr>
+      </w:pPr>
+      <w:r>
+        <w:rPr>
+          <w:rFonts w:cstheme="majorHAnsi"/>
+          <w:color w:val="auto"/>
+          <w:sz w:val="22"/>
+          <w:szCs w:val="22"/>
           <w:lang w:val="en-IN"/>
         </w:rPr>
         <w:t xml:space="preserve">Feature scaling using </w:t>
@@ -1315,6 +1713,10 @@
       <w:proofErr w:type="spellStart"/>
       <w:r>
         <w:rPr>
+          <w:rFonts w:cstheme="majorHAnsi"/>
+          <w:color w:val="auto"/>
+          <w:sz w:val="22"/>
+          <w:szCs w:val="22"/>
           <w:lang w:val="en-IN"/>
         </w:rPr>
         <w:t>StandardScaler</w:t>
@@ -1330,11 +1732,19 @@
         </w:numPr>
         <w:spacing w:before="240" w:after="240"/>
         <w:rPr>
-          <w:lang w:val="en-IN"/>
-        </w:rPr>
-      </w:pPr>
-      <w:r>
-        <w:rPr>
+          <w:rFonts w:cstheme="majorHAnsi"/>
+          <w:color w:val="auto"/>
+          <w:sz w:val="22"/>
+          <w:szCs w:val="22"/>
+          <w:lang w:val="en-IN"/>
+        </w:rPr>
+      </w:pPr>
+      <w:r>
+        <w:rPr>
+          <w:rFonts w:cstheme="majorHAnsi"/>
+          <w:color w:val="auto"/>
+          <w:sz w:val="22"/>
+          <w:szCs w:val="22"/>
           <w:lang w:val="en-IN"/>
         </w:rPr>
         <w:t>Exploratory Data Analysis</w:t>
@@ -1349,11 +1759,19 @@
         </w:numPr>
         <w:spacing w:before="240" w:after="240"/>
         <w:rPr>
-          <w:lang w:val="en-IN"/>
-        </w:rPr>
-      </w:pPr>
-      <w:r>
-        <w:rPr>
+          <w:rFonts w:cstheme="majorHAnsi"/>
+          <w:color w:val="auto"/>
+          <w:sz w:val="22"/>
+          <w:szCs w:val="22"/>
+          <w:lang w:val="en-IN"/>
+        </w:rPr>
+      </w:pPr>
+      <w:r>
+        <w:rPr>
+          <w:rFonts w:cstheme="majorHAnsi"/>
+          <w:color w:val="auto"/>
+          <w:sz w:val="22"/>
+          <w:szCs w:val="22"/>
           <w:lang w:val="en-IN"/>
         </w:rPr>
         <w:t>Correlation analysis</w:t>
@@ -1368,11 +1786,19 @@
         </w:numPr>
         <w:spacing w:before="240" w:after="240"/>
         <w:rPr>
-          <w:lang w:val="en-IN"/>
-        </w:rPr>
-      </w:pPr>
-      <w:r>
-        <w:rPr>
+          <w:rFonts w:cstheme="majorHAnsi"/>
+          <w:color w:val="auto"/>
+          <w:sz w:val="22"/>
+          <w:szCs w:val="22"/>
+          <w:lang w:val="en-IN"/>
+        </w:rPr>
+      </w:pPr>
+      <w:r>
+        <w:rPr>
+          <w:rFonts w:cstheme="majorHAnsi"/>
+          <w:color w:val="auto"/>
+          <w:sz w:val="22"/>
+          <w:szCs w:val="22"/>
           <w:lang w:val="en-IN"/>
         </w:rPr>
         <w:t>Outlier detection</w:t>
@@ -1383,11 +1809,19 @@
         <w:pStyle w:val="Heading1"/>
         <w:spacing w:before="240" w:after="240"/>
         <w:rPr>
-          <w:lang w:val="en-IN"/>
-        </w:rPr>
-      </w:pPr>
-      <w:r>
-        <w:rPr>
+          <w:rFonts w:cstheme="majorHAnsi"/>
+          <w:color w:val="auto"/>
+          <w:sz w:val="22"/>
+          <w:szCs w:val="22"/>
+          <w:lang w:val="en-IN"/>
+        </w:rPr>
+      </w:pPr>
+      <w:r>
+        <w:rPr>
+          <w:rFonts w:cstheme="majorHAnsi"/>
+          <w:color w:val="auto"/>
+          <w:sz w:val="22"/>
+          <w:szCs w:val="22"/>
           <w:lang w:val="en-IN"/>
         </w:rPr>
         <w:t>The project develops and compares the following models:</w:t>
@@ -1402,11 +1836,19 @@
         </w:numPr>
         <w:spacing w:before="240" w:after="240"/>
         <w:rPr>
-          <w:lang w:val="en-IN"/>
-        </w:rPr>
-      </w:pPr>
-      <w:r>
-        <w:rPr>
+          <w:rFonts w:cstheme="majorHAnsi"/>
+          <w:color w:val="auto"/>
+          <w:sz w:val="22"/>
+          <w:szCs w:val="22"/>
+          <w:lang w:val="en-IN"/>
+        </w:rPr>
+      </w:pPr>
+      <w:r>
+        <w:rPr>
+          <w:rFonts w:cstheme="majorHAnsi"/>
+          <w:color w:val="auto"/>
+          <w:sz w:val="22"/>
+          <w:szCs w:val="22"/>
           <w:lang w:val="en-IN"/>
         </w:rPr>
         <w:t>Linear Regression</w:t>
@@ -1421,11 +1863,19 @@
         </w:numPr>
         <w:spacing w:before="240" w:after="240"/>
         <w:rPr>
-          <w:lang w:val="en-IN"/>
-        </w:rPr>
-      </w:pPr>
-      <w:r>
-        <w:rPr>
+          <w:rFonts w:cstheme="majorHAnsi"/>
+          <w:color w:val="auto"/>
+          <w:sz w:val="22"/>
+          <w:szCs w:val="22"/>
+          <w:lang w:val="en-IN"/>
+        </w:rPr>
+      </w:pPr>
+      <w:r>
+        <w:rPr>
+          <w:rFonts w:cstheme="majorHAnsi"/>
+          <w:color w:val="auto"/>
+          <w:sz w:val="22"/>
+          <w:szCs w:val="22"/>
           <w:lang w:val="en-IN"/>
         </w:rPr>
         <w:t>Decision Tree Regressor</w:t>
@@ -1440,13 +1890,22 @@
         </w:numPr>
         <w:spacing w:before="240" w:after="240"/>
         <w:rPr>
-          <w:lang w:val="en-IN"/>
-        </w:rPr>
-      </w:pPr>
-      <w:r>
-        <w:rPr>
-          <w:lang w:val="en-IN"/>
-        </w:rPr>
+          <w:rFonts w:cstheme="majorHAnsi"/>
+          <w:color w:val="auto"/>
+          <w:sz w:val="22"/>
+          <w:szCs w:val="22"/>
+          <w:lang w:val="en-IN"/>
+        </w:rPr>
+      </w:pPr>
+      <w:r>
+        <w:rPr>
+          <w:rFonts w:cstheme="majorHAnsi"/>
+          <w:color w:val="auto"/>
+          <w:sz w:val="22"/>
+          <w:szCs w:val="22"/>
+          <w:lang w:val="en-IN"/>
+        </w:rPr>
+        <w:lastRenderedPageBreak/>
         <w:t>Random Forest Regressor</w:t>
       </w:r>
     </w:p>
@@ -1459,11 +1918,19 @@
         </w:numPr>
         <w:spacing w:before="240" w:after="240"/>
         <w:rPr>
-          <w:lang w:val="en-IN"/>
-        </w:rPr>
-      </w:pPr>
-      <w:r>
-        <w:rPr>
+          <w:rFonts w:cstheme="majorHAnsi"/>
+          <w:color w:val="auto"/>
+          <w:sz w:val="22"/>
+          <w:szCs w:val="22"/>
+          <w:lang w:val="en-IN"/>
+        </w:rPr>
+      </w:pPr>
+      <w:r>
+        <w:rPr>
+          <w:rFonts w:cstheme="majorHAnsi"/>
+          <w:color w:val="auto"/>
+          <w:sz w:val="22"/>
+          <w:szCs w:val="22"/>
           <w:lang w:val="en-IN"/>
         </w:rPr>
         <w:t xml:space="preserve">K-Nearest </w:t>
@@ -1471,6 +1938,10 @@
       <w:proofErr w:type="spellStart"/>
       <w:r>
         <w:rPr>
+          <w:rFonts w:cstheme="majorHAnsi"/>
+          <w:color w:val="auto"/>
+          <w:sz w:val="22"/>
+          <w:szCs w:val="22"/>
           <w:lang w:val="en-IN"/>
         </w:rPr>
         <w:t>Neighbors</w:t>
@@ -1478,6 +1949,10 @@
       <w:proofErr w:type="spellEnd"/>
       <w:r>
         <w:rPr>
+          <w:rFonts w:cstheme="majorHAnsi"/>
+          <w:color w:val="auto"/>
+          <w:sz w:val="22"/>
+          <w:szCs w:val="22"/>
           <w:lang w:val="en-IN"/>
         </w:rPr>
         <w:t xml:space="preserve"> Regressor</w:t>
@@ -1492,11 +1967,19 @@
         </w:numPr>
         <w:spacing w:before="240" w:after="240"/>
         <w:rPr>
-          <w:lang w:val="en-IN"/>
-        </w:rPr>
-      </w:pPr>
-      <w:r>
-        <w:rPr>
+          <w:rFonts w:cstheme="majorHAnsi"/>
+          <w:color w:val="auto"/>
+          <w:sz w:val="22"/>
+          <w:szCs w:val="22"/>
+          <w:lang w:val="en-IN"/>
+        </w:rPr>
+      </w:pPr>
+      <w:r>
+        <w:rPr>
+          <w:rFonts w:cstheme="majorHAnsi"/>
+          <w:color w:val="auto"/>
+          <w:sz w:val="22"/>
+          <w:szCs w:val="22"/>
           <w:lang w:val="en-IN"/>
         </w:rPr>
         <w:t>Support Vector Regressor</w:t>
@@ -1511,11 +1994,19 @@
         </w:numPr>
         <w:spacing w:before="240" w:after="240"/>
         <w:rPr>
-          <w:lang w:val="en-IN"/>
-        </w:rPr>
-      </w:pPr>
-      <w:r>
-        <w:rPr>
+          <w:rFonts w:cstheme="majorHAnsi"/>
+          <w:color w:val="auto"/>
+          <w:sz w:val="22"/>
+          <w:szCs w:val="22"/>
+          <w:lang w:val="en-IN"/>
+        </w:rPr>
+      </w:pPr>
+      <w:r>
+        <w:rPr>
+          <w:rFonts w:cstheme="majorHAnsi"/>
+          <w:color w:val="auto"/>
+          <w:sz w:val="22"/>
+          <w:szCs w:val="22"/>
           <w:lang w:val="en-IN"/>
         </w:rPr>
         <w:t>Gradient Boosting Regressor</w:t>
@@ -1530,20 +2021,31 @@
         </w:numPr>
         <w:spacing w:before="240" w:after="240"/>
         <w:rPr>
+          <w:rFonts w:cstheme="majorHAnsi"/>
+          <w:color w:val="auto"/>
+          <w:sz w:val="22"/>
+          <w:szCs w:val="22"/>
           <w:lang w:val="en-IN"/>
         </w:rPr>
       </w:pPr>
       <w:proofErr w:type="spellStart"/>
       <w:r>
         <w:rPr>
-          <w:lang w:val="en-IN"/>
-        </w:rPr>
-        <w:lastRenderedPageBreak/>
+          <w:rFonts w:cstheme="majorHAnsi"/>
+          <w:color w:val="auto"/>
+          <w:sz w:val="22"/>
+          <w:szCs w:val="22"/>
+          <w:lang w:val="en-IN"/>
+        </w:rPr>
         <w:t>XGBoost</w:t>
       </w:r>
       <w:proofErr w:type="spellEnd"/>
       <w:r>
         <w:rPr>
+          <w:rFonts w:cstheme="majorHAnsi"/>
+          <w:color w:val="auto"/>
+          <w:sz w:val="22"/>
+          <w:szCs w:val="22"/>
           <w:lang w:val="en-IN"/>
         </w:rPr>
         <w:t xml:space="preserve"> Regressor</w:t>
@@ -1558,12 +2060,20 @@
         </w:numPr>
         <w:spacing w:before="240" w:after="240"/>
         <w:rPr>
+          <w:rFonts w:cstheme="majorHAnsi"/>
+          <w:color w:val="auto"/>
+          <w:sz w:val="22"/>
+          <w:szCs w:val="22"/>
           <w:lang w:val="en-IN"/>
         </w:rPr>
       </w:pPr>
       <w:proofErr w:type="spellStart"/>
       <w:r>
         <w:rPr>
+          <w:rFonts w:cstheme="majorHAnsi"/>
+          <w:color w:val="auto"/>
+          <w:sz w:val="22"/>
+          <w:szCs w:val="22"/>
           <w:lang w:val="en-IN"/>
         </w:rPr>
         <w:t>CatBoost</w:t>
@@ -1571,6 +2081,10 @@
       <w:proofErr w:type="spellEnd"/>
       <w:r>
         <w:rPr>
+          <w:rFonts w:cstheme="majorHAnsi"/>
+          <w:color w:val="auto"/>
+          <w:sz w:val="22"/>
+          <w:szCs w:val="22"/>
           <w:lang w:val="en-IN"/>
         </w:rPr>
         <w:t xml:space="preserve"> Regressor</w:t>
@@ -1585,12 +2099,20 @@
         </w:numPr>
         <w:spacing w:before="240" w:after="240"/>
         <w:rPr>
+          <w:rFonts w:cstheme="majorHAnsi"/>
+          <w:color w:val="auto"/>
+          <w:sz w:val="22"/>
+          <w:szCs w:val="22"/>
           <w:lang w:val="en-IN"/>
         </w:rPr>
       </w:pPr>
       <w:proofErr w:type="spellStart"/>
       <w:r>
         <w:rPr>
+          <w:rFonts w:cstheme="majorHAnsi"/>
+          <w:color w:val="auto"/>
+          <w:sz w:val="22"/>
+          <w:szCs w:val="22"/>
           <w:lang w:val="en-IN"/>
         </w:rPr>
         <w:t>LightGBM</w:t>
@@ -1598,6 +2120,10 @@
       <w:proofErr w:type="spellEnd"/>
       <w:r>
         <w:rPr>
+          <w:rFonts w:cstheme="majorHAnsi"/>
+          <w:color w:val="auto"/>
+          <w:sz w:val="22"/>
+          <w:szCs w:val="22"/>
           <w:lang w:val="en-IN"/>
         </w:rPr>
         <w:t xml:space="preserve"> Regressor</w:t>
@@ -1608,11 +2134,19 @@
         <w:pStyle w:val="Heading1"/>
         <w:spacing w:before="240" w:after="240"/>
         <w:rPr>
-          <w:lang w:val="en-IN"/>
-        </w:rPr>
-      </w:pPr>
-      <w:r>
-        <w:rPr>
+          <w:rFonts w:cstheme="majorHAnsi"/>
+          <w:color w:val="auto"/>
+          <w:sz w:val="22"/>
+          <w:szCs w:val="22"/>
+          <w:lang w:val="en-IN"/>
+        </w:rPr>
+      </w:pPr>
+      <w:r>
+        <w:rPr>
+          <w:rFonts w:cstheme="majorHAnsi"/>
+          <w:color w:val="auto"/>
+          <w:sz w:val="22"/>
+          <w:szCs w:val="22"/>
           <w:lang w:val="en-IN"/>
         </w:rPr>
         <w:t xml:space="preserve">Hyperparameter optimization is performed using </w:t>
@@ -1620,6 +2154,10 @@
       <w:proofErr w:type="spellStart"/>
       <w:r>
         <w:rPr>
+          <w:rFonts w:cstheme="majorHAnsi"/>
+          <w:color w:val="auto"/>
+          <w:sz w:val="22"/>
+          <w:szCs w:val="22"/>
           <w:lang w:val="en-IN"/>
         </w:rPr>
         <w:t>GridSearchCV</w:t>
@@ -1627,6 +2165,10 @@
       <w:proofErr w:type="spellEnd"/>
       <w:r>
         <w:rPr>
+          <w:rFonts w:cstheme="majorHAnsi"/>
+          <w:color w:val="auto"/>
+          <w:sz w:val="22"/>
+          <w:szCs w:val="22"/>
           <w:lang w:val="en-IN"/>
         </w:rPr>
         <w:t xml:space="preserve"> and </w:t>
@@ -1634,6 +2176,10 @@
       <w:proofErr w:type="spellStart"/>
       <w:r>
         <w:rPr>
+          <w:rFonts w:cstheme="majorHAnsi"/>
+          <w:color w:val="auto"/>
+          <w:sz w:val="22"/>
+          <w:szCs w:val="22"/>
           <w:lang w:val="en-IN"/>
         </w:rPr>
         <w:t>RandomizedSearchCV</w:t>
@@ -1641,6 +2187,10 @@
       <w:proofErr w:type="spellEnd"/>
       <w:r>
         <w:rPr>
+          <w:rFonts w:cstheme="majorHAnsi"/>
+          <w:color w:val="auto"/>
+          <w:sz w:val="22"/>
+          <w:szCs w:val="22"/>
           <w:lang w:val="en-IN"/>
         </w:rPr>
         <w:t xml:space="preserve"> to improve predictive performance.</w:t>
@@ -1651,11 +2201,19 @@
         <w:pStyle w:val="Heading1"/>
         <w:spacing w:before="240" w:after="240"/>
         <w:rPr>
-          <w:lang w:val="en-IN"/>
-        </w:rPr>
-      </w:pPr>
-      <w:r>
-        <w:rPr>
+          <w:rFonts w:cstheme="majorHAnsi"/>
+          <w:color w:val="auto"/>
+          <w:sz w:val="22"/>
+          <w:szCs w:val="22"/>
+          <w:lang w:val="en-IN"/>
+        </w:rPr>
+      </w:pPr>
+      <w:r>
+        <w:rPr>
+          <w:rFonts w:cstheme="majorHAnsi"/>
+          <w:color w:val="auto"/>
+          <w:sz w:val="22"/>
+          <w:szCs w:val="22"/>
           <w:lang w:val="en-IN"/>
         </w:rPr>
         <w:pict w14:anchorId="465D89E2">
@@ -1683,11 +2241,19 @@
         <w:pStyle w:val="Heading1"/>
         <w:spacing w:before="240" w:after="240"/>
         <w:rPr>
-          <w:lang w:val="en-IN"/>
-        </w:rPr>
-      </w:pPr>
-      <w:r>
-        <w:rPr>
+          <w:rFonts w:cstheme="majorHAnsi"/>
+          <w:color w:val="auto"/>
+          <w:sz w:val="22"/>
+          <w:szCs w:val="22"/>
+          <w:lang w:val="en-IN"/>
+        </w:rPr>
+      </w:pPr>
+      <w:r>
+        <w:rPr>
+          <w:rFonts w:cstheme="majorHAnsi"/>
+          <w:color w:val="auto"/>
+          <w:sz w:val="22"/>
+          <w:szCs w:val="22"/>
           <w:lang w:val="en-IN"/>
         </w:rPr>
         <w:t>Expected key findings from the analysis include:</w:t>
@@ -1702,11 +2268,19 @@
         </w:numPr>
         <w:spacing w:before="240" w:after="240"/>
         <w:rPr>
-          <w:lang w:val="en-IN"/>
-        </w:rPr>
-      </w:pPr>
-      <w:r>
-        <w:rPr>
+          <w:rFonts w:cstheme="majorHAnsi"/>
+          <w:color w:val="auto"/>
+          <w:sz w:val="22"/>
+          <w:szCs w:val="22"/>
+          <w:lang w:val="en-IN"/>
+        </w:rPr>
+      </w:pPr>
+      <w:r>
+        <w:rPr>
+          <w:rFonts w:cstheme="majorHAnsi"/>
+          <w:color w:val="auto"/>
+          <w:sz w:val="22"/>
+          <w:szCs w:val="22"/>
           <w:lang w:val="en-IN"/>
         </w:rPr>
         <w:t>Square footage is likely to be one of the strongest indicators of property price.</w:t>
@@ -1721,11 +2295,19 @@
         </w:numPr>
         <w:spacing w:before="240" w:after="240"/>
         <w:rPr>
-          <w:lang w:val="en-IN"/>
-        </w:rPr>
-      </w:pPr>
-      <w:r>
-        <w:rPr>
+          <w:rFonts w:cstheme="majorHAnsi"/>
+          <w:color w:val="auto"/>
+          <w:sz w:val="22"/>
+          <w:szCs w:val="22"/>
+          <w:lang w:val="en-IN"/>
+        </w:rPr>
+      </w:pPr>
+      <w:r>
+        <w:rPr>
+          <w:rFonts w:cstheme="majorHAnsi"/>
+          <w:color w:val="auto"/>
+          <w:sz w:val="22"/>
+          <w:szCs w:val="22"/>
           <w:lang w:val="en-IN"/>
         </w:rPr>
         <w:t>Geographic location (latitude and longitude) significantly contributes to valuation.</w:t>
@@ -1740,11 +2322,19 @@
         </w:numPr>
         <w:spacing w:before="240" w:after="240"/>
         <w:rPr>
-          <w:lang w:val="en-IN"/>
-        </w:rPr>
-      </w:pPr>
-      <w:r>
-        <w:rPr>
+          <w:rFonts w:cstheme="majorHAnsi"/>
+          <w:color w:val="auto"/>
+          <w:sz w:val="22"/>
+          <w:szCs w:val="22"/>
+          <w:lang w:val="en-IN"/>
+        </w:rPr>
+      </w:pPr>
+      <w:r>
+        <w:rPr>
+          <w:rFonts w:cstheme="majorHAnsi"/>
+          <w:color w:val="auto"/>
+          <w:sz w:val="22"/>
+          <w:szCs w:val="22"/>
           <w:lang w:val="en-IN"/>
         </w:rPr>
         <w:t>Ready-to-move properties may command higher prices compared to under-construction properties.</w:t>
@@ -1759,11 +2349,19 @@
         </w:numPr>
         <w:spacing w:before="240" w:after="240"/>
         <w:rPr>
-          <w:lang w:val="en-IN"/>
-        </w:rPr>
-      </w:pPr>
-      <w:r>
-        <w:rPr>
+          <w:rFonts w:cstheme="majorHAnsi"/>
+          <w:color w:val="auto"/>
+          <w:sz w:val="22"/>
+          <w:szCs w:val="22"/>
+          <w:lang w:val="en-IN"/>
+        </w:rPr>
+      </w:pPr>
+      <w:r>
+        <w:rPr>
+          <w:rFonts w:cstheme="majorHAnsi"/>
+          <w:color w:val="auto"/>
+          <w:sz w:val="22"/>
+          <w:szCs w:val="22"/>
           <w:lang w:val="en-IN"/>
         </w:rPr>
         <w:t>Premium locations and larger BHK configurations are expected to increase property value.</w:t>
@@ -1778,11 +2376,19 @@
         </w:numPr>
         <w:spacing w:before="240" w:after="240"/>
         <w:rPr>
-          <w:lang w:val="en-IN"/>
-        </w:rPr>
-      </w:pPr>
-      <w:r>
-        <w:rPr>
+          <w:rFonts w:cstheme="majorHAnsi"/>
+          <w:color w:val="auto"/>
+          <w:sz w:val="22"/>
+          <w:szCs w:val="22"/>
+          <w:lang w:val="en-IN"/>
+        </w:rPr>
+      </w:pPr>
+      <w:r>
+        <w:rPr>
+          <w:rFonts w:cstheme="majorHAnsi"/>
+          <w:color w:val="auto"/>
+          <w:sz w:val="22"/>
+          <w:szCs w:val="22"/>
           <w:lang w:val="en-IN"/>
         </w:rPr>
         <w:t>Ensemble-based models generally perform better than simple linear models for complex real estate datasets.</w:t>
@@ -1797,11 +2403,19 @@
         </w:numPr>
         <w:spacing w:before="240" w:after="240"/>
         <w:rPr>
-          <w:lang w:val="en-IN"/>
-        </w:rPr>
-      </w:pPr>
-      <w:r>
-        <w:rPr>
+          <w:rFonts w:cstheme="majorHAnsi"/>
+          <w:color w:val="auto"/>
+          <w:sz w:val="22"/>
+          <w:szCs w:val="22"/>
+          <w:lang w:val="en-IN"/>
+        </w:rPr>
+      </w:pPr>
+      <w:r>
+        <w:rPr>
+          <w:rFonts w:cstheme="majorHAnsi"/>
+          <w:color w:val="auto"/>
+          <w:sz w:val="22"/>
+          <w:szCs w:val="22"/>
           <w:lang w:val="en-IN"/>
         </w:rPr>
         <w:t>Proper feature scaling and tuning improve model accuracy and stability.</w:t>
@@ -1816,11 +2430,19 @@
         </w:numPr>
         <w:spacing w:before="240" w:after="240"/>
         <w:rPr>
-          <w:lang w:val="en-IN"/>
-        </w:rPr>
-      </w:pPr>
-      <w:r>
-        <w:rPr>
+          <w:rFonts w:cstheme="majorHAnsi"/>
+          <w:color w:val="auto"/>
+          <w:sz w:val="22"/>
+          <w:szCs w:val="22"/>
+          <w:lang w:val="en-IN"/>
+        </w:rPr>
+      </w:pPr>
+      <w:r>
+        <w:rPr>
+          <w:rFonts w:cstheme="majorHAnsi"/>
+          <w:color w:val="auto"/>
+          <w:sz w:val="22"/>
+          <w:szCs w:val="22"/>
           <w:lang w:val="en-IN"/>
         </w:rPr>
         <w:t>Advanced boosting algorithms are expected to capture non-linear relationships more effectively.</w:t>
@@ -1831,11 +2453,19 @@
         <w:pStyle w:val="Heading1"/>
         <w:spacing w:before="240" w:after="240"/>
         <w:rPr>
-          <w:lang w:val="en-IN"/>
-        </w:rPr>
-      </w:pPr>
-      <w:r>
-        <w:rPr>
+          <w:rFonts w:cstheme="majorHAnsi"/>
+          <w:color w:val="auto"/>
+          <w:sz w:val="22"/>
+          <w:szCs w:val="22"/>
+          <w:lang w:val="en-IN"/>
+        </w:rPr>
+      </w:pPr>
+      <w:r>
+        <w:rPr>
+          <w:rFonts w:cstheme="majorHAnsi"/>
+          <w:color w:val="auto"/>
+          <w:sz w:val="22"/>
+          <w:szCs w:val="22"/>
           <w:lang w:val="en-IN"/>
         </w:rPr>
         <w:pict w14:anchorId="0D7F730E">
@@ -1855,7 +2485,6 @@
         <w:rPr>
           <w:lang w:val="en-IN"/>
         </w:rPr>
-        <w:lastRenderedPageBreak/>
         <w:t>Expected Observations</w:t>
       </w:r>
     </w:p>
@@ -1864,11 +2493,19 @@
         <w:pStyle w:val="Heading1"/>
         <w:spacing w:before="240" w:after="240"/>
         <w:rPr>
-          <w:lang w:val="en-IN"/>
-        </w:rPr>
-      </w:pPr>
-      <w:r>
-        <w:rPr>
+          <w:rFonts w:cstheme="majorHAnsi"/>
+          <w:color w:val="auto"/>
+          <w:sz w:val="22"/>
+          <w:szCs w:val="22"/>
+          <w:lang w:val="en-IN"/>
+        </w:rPr>
+      </w:pPr>
+      <w:r>
+        <w:rPr>
+          <w:rFonts w:cstheme="majorHAnsi"/>
+          <w:color w:val="auto"/>
+          <w:sz w:val="22"/>
+          <w:szCs w:val="22"/>
           <w:lang w:val="en-IN"/>
         </w:rPr>
         <w:t>During experimentation, the following observations are anticipated:</w:t>
@@ -1883,13 +2520,22 @@
         </w:numPr>
         <w:spacing w:before="240" w:after="240"/>
         <w:rPr>
-          <w:lang w:val="en-IN"/>
-        </w:rPr>
-      </w:pPr>
-      <w:r>
-        <w:rPr>
-          <w:lang w:val="en-IN"/>
-        </w:rPr>
+          <w:rFonts w:cstheme="majorHAnsi"/>
+          <w:color w:val="auto"/>
+          <w:sz w:val="22"/>
+          <w:szCs w:val="22"/>
+          <w:lang w:val="en-IN"/>
+        </w:rPr>
+      </w:pPr>
+      <w:r>
+        <w:rPr>
+          <w:rFonts w:cstheme="majorHAnsi"/>
+          <w:color w:val="auto"/>
+          <w:sz w:val="22"/>
+          <w:szCs w:val="22"/>
+          <w:lang w:val="en-IN"/>
+        </w:rPr>
+        <w:lastRenderedPageBreak/>
         <w:t>Property prices will exhibit a skewed distribution with several high-value outliers.</w:t>
       </w:r>
     </w:p>
@@ -1902,11 +2548,19 @@
         </w:numPr>
         <w:spacing w:before="240" w:after="240"/>
         <w:rPr>
-          <w:lang w:val="en-IN"/>
-        </w:rPr>
-      </w:pPr>
-      <w:r>
-        <w:rPr>
+          <w:rFonts w:cstheme="majorHAnsi"/>
+          <w:color w:val="auto"/>
+          <w:sz w:val="22"/>
+          <w:szCs w:val="22"/>
+          <w:lang w:val="en-IN"/>
+        </w:rPr>
+      </w:pPr>
+      <w:r>
+        <w:rPr>
+          <w:rFonts w:cstheme="majorHAnsi"/>
+          <w:color w:val="auto"/>
+          <w:sz w:val="22"/>
+          <w:szCs w:val="22"/>
           <w:lang w:val="en-IN"/>
         </w:rPr>
         <w:t>Strong correlations will exist between property area and selling price.</w:t>
@@ -1921,11 +2575,19 @@
         </w:numPr>
         <w:spacing w:before="240" w:after="240"/>
         <w:rPr>
-          <w:lang w:val="en-IN"/>
-        </w:rPr>
-      </w:pPr>
-      <w:r>
-        <w:rPr>
+          <w:rFonts w:cstheme="majorHAnsi"/>
+          <w:color w:val="auto"/>
+          <w:sz w:val="22"/>
+          <w:szCs w:val="22"/>
+          <w:lang w:val="en-IN"/>
+        </w:rPr>
+      </w:pPr>
+      <w:r>
+        <w:rPr>
+          <w:rFonts w:cstheme="majorHAnsi"/>
+          <w:color w:val="auto"/>
+          <w:sz w:val="22"/>
+          <w:szCs w:val="22"/>
           <w:lang w:val="en-IN"/>
         </w:rPr>
         <w:t>Tree-based ensemble models will show better predictive capability than basic regression methods.</w:t>
@@ -1940,11 +2602,19 @@
         </w:numPr>
         <w:spacing w:before="240" w:after="240"/>
         <w:rPr>
-          <w:lang w:val="en-IN"/>
-        </w:rPr>
-      </w:pPr>
-      <w:r>
-        <w:rPr>
+          <w:rFonts w:cstheme="majorHAnsi"/>
+          <w:color w:val="auto"/>
+          <w:sz w:val="22"/>
+          <w:szCs w:val="22"/>
+          <w:lang w:val="en-IN"/>
+        </w:rPr>
+      </w:pPr>
+      <w:r>
+        <w:rPr>
+          <w:rFonts w:cstheme="majorHAnsi"/>
+          <w:color w:val="auto"/>
+          <w:sz w:val="22"/>
+          <w:szCs w:val="22"/>
           <w:lang w:val="en-IN"/>
         </w:rPr>
         <w:t>Hyperparameter tuning will improve model generalization.</w:t>
@@ -1959,11 +2629,19 @@
         </w:numPr>
         <w:spacing w:before="240" w:after="240"/>
         <w:rPr>
-          <w:lang w:val="en-IN"/>
-        </w:rPr>
-      </w:pPr>
-      <w:r>
-        <w:rPr>
+          <w:rFonts w:cstheme="majorHAnsi"/>
+          <w:color w:val="auto"/>
+          <w:sz w:val="22"/>
+          <w:szCs w:val="22"/>
+          <w:lang w:val="en-IN"/>
+        </w:rPr>
+      </w:pPr>
+      <w:r>
+        <w:rPr>
+          <w:rFonts w:cstheme="majorHAnsi"/>
+          <w:color w:val="auto"/>
+          <w:sz w:val="22"/>
+          <w:szCs w:val="22"/>
           <w:lang w:val="en-IN"/>
         </w:rPr>
         <w:t>Some models may exhibit overfitting, which can be identified by comparing training and testing R² scores.</w:t>
@@ -1978,11 +2656,19 @@
         </w:numPr>
         <w:spacing w:before="240" w:after="240"/>
         <w:rPr>
-          <w:lang w:val="en-IN"/>
-        </w:rPr>
-      </w:pPr>
-      <w:r>
-        <w:rPr>
+          <w:rFonts w:cstheme="majorHAnsi"/>
+          <w:color w:val="auto"/>
+          <w:sz w:val="22"/>
+          <w:szCs w:val="22"/>
+          <w:lang w:val="en-IN"/>
+        </w:rPr>
+      </w:pPr>
+      <w:r>
+        <w:rPr>
+          <w:rFonts w:cstheme="majorHAnsi"/>
+          <w:color w:val="auto"/>
+          <w:sz w:val="22"/>
+          <w:szCs w:val="22"/>
           <w:lang w:val="en-IN"/>
         </w:rPr>
         <w:t>Location-based features will have a significant influence on prediction performance.</w:t>
@@ -1993,11 +2679,19 @@
         <w:pStyle w:val="Heading1"/>
         <w:spacing w:before="240" w:after="240"/>
         <w:rPr>
-          <w:lang w:val="en-IN"/>
-        </w:rPr>
-      </w:pPr>
-      <w:r>
-        <w:rPr>
+          <w:rFonts w:cstheme="majorHAnsi"/>
+          <w:color w:val="auto"/>
+          <w:sz w:val="22"/>
+          <w:szCs w:val="22"/>
+          <w:lang w:val="en-IN"/>
+        </w:rPr>
+      </w:pPr>
+      <w:r>
+        <w:rPr>
+          <w:rFonts w:cstheme="majorHAnsi"/>
+          <w:color w:val="auto"/>
+          <w:sz w:val="22"/>
+          <w:szCs w:val="22"/>
           <w:lang w:val="en-IN"/>
         </w:rPr>
         <w:pict w14:anchorId="6D6D8C4B">
@@ -2025,14 +2719,44 @@
         <w:pStyle w:val="Heading1"/>
         <w:spacing w:before="240" w:after="240"/>
         <w:rPr>
-          <w:lang w:val="en-IN"/>
-        </w:rPr>
-      </w:pPr>
-      <w:r>
-        <w:rPr>
-          <w:lang w:val="en-IN"/>
-        </w:rPr>
-        <w:t>The final outcome of the project is an optimized machine learning model capable of accurately predicting residential property prices with high reliability.</w:t>
+          <w:rFonts w:cstheme="majorHAnsi"/>
+          <w:color w:val="auto"/>
+          <w:sz w:val="22"/>
+          <w:szCs w:val="22"/>
+          <w:lang w:val="en-IN"/>
+        </w:rPr>
+      </w:pPr>
+      <w:r>
+        <w:rPr>
+          <w:rFonts w:cstheme="majorHAnsi"/>
+          <w:color w:val="auto"/>
+          <w:sz w:val="22"/>
+          <w:szCs w:val="22"/>
+          <w:lang w:val="en-IN"/>
+        </w:rPr>
+        <w:t xml:space="preserve">The </w:t>
+      </w:r>
+      <w:proofErr w:type="gramStart"/>
+      <w:r>
+        <w:rPr>
+          <w:rFonts w:cstheme="majorHAnsi"/>
+          <w:color w:val="auto"/>
+          <w:sz w:val="22"/>
+          <w:szCs w:val="22"/>
+          <w:lang w:val="en-IN"/>
+        </w:rPr>
+        <w:t>final outcome</w:t>
+      </w:r>
+      <w:proofErr w:type="gramEnd"/>
+      <w:r>
+        <w:rPr>
+          <w:rFonts w:cstheme="majorHAnsi"/>
+          <w:color w:val="auto"/>
+          <w:sz w:val="22"/>
+          <w:szCs w:val="22"/>
+          <w:lang w:val="en-IN"/>
+        </w:rPr>
+        <w:t xml:space="preserve"> of the project is an optimized machine learning model capable of accurately predicting residential property prices with high reliability.</w:t>
       </w:r>
     </w:p>
     <w:p>
@@ -2040,11 +2764,19 @@
         <w:pStyle w:val="Heading1"/>
         <w:spacing w:before="240" w:after="240"/>
         <w:rPr>
-          <w:lang w:val="en-IN"/>
-        </w:rPr>
-      </w:pPr>
-      <w:r>
-        <w:rPr>
+          <w:rFonts w:cstheme="majorHAnsi"/>
+          <w:color w:val="auto"/>
+          <w:sz w:val="22"/>
+          <w:szCs w:val="22"/>
+          <w:lang w:val="en-IN"/>
+        </w:rPr>
+      </w:pPr>
+      <w:r>
+        <w:rPr>
+          <w:rFonts w:cstheme="majorHAnsi"/>
+          <w:color w:val="auto"/>
+          <w:sz w:val="22"/>
+          <w:szCs w:val="22"/>
           <w:lang w:val="en-IN"/>
         </w:rPr>
         <w:t>The model is expected to:</w:t>
@@ -2059,11 +2791,19 @@
         </w:numPr>
         <w:spacing w:before="240" w:after="240"/>
         <w:rPr>
-          <w:lang w:val="en-IN"/>
-        </w:rPr>
-      </w:pPr>
-      <w:r>
-        <w:rPr>
+          <w:rFonts w:cstheme="majorHAnsi"/>
+          <w:color w:val="auto"/>
+          <w:sz w:val="22"/>
+          <w:szCs w:val="22"/>
+          <w:lang w:val="en-IN"/>
+        </w:rPr>
+      </w:pPr>
+      <w:r>
+        <w:rPr>
+          <w:rFonts w:cstheme="majorHAnsi"/>
+          <w:color w:val="auto"/>
+          <w:sz w:val="22"/>
+          <w:szCs w:val="22"/>
           <w:lang w:val="en-IN"/>
         </w:rPr>
         <w:t>Deliver strong predictive performance on unseen data.</w:t>
@@ -2078,11 +2818,19 @@
         </w:numPr>
         <w:spacing w:before="240" w:after="240"/>
         <w:rPr>
-          <w:lang w:val="en-IN"/>
-        </w:rPr>
-      </w:pPr>
-      <w:r>
-        <w:rPr>
+          <w:rFonts w:cstheme="majorHAnsi"/>
+          <w:color w:val="auto"/>
+          <w:sz w:val="22"/>
+          <w:szCs w:val="22"/>
+          <w:lang w:val="en-IN"/>
+        </w:rPr>
+      </w:pPr>
+      <w:r>
+        <w:rPr>
+          <w:rFonts w:cstheme="majorHAnsi"/>
+          <w:color w:val="auto"/>
+          <w:sz w:val="22"/>
+          <w:szCs w:val="22"/>
           <w:lang w:val="en-IN"/>
         </w:rPr>
         <w:t>Assist buyers and sellers in determining fair market prices.</w:t>
@@ -2097,11 +2845,19 @@
         </w:numPr>
         <w:spacing w:before="240" w:after="240"/>
         <w:rPr>
-          <w:lang w:val="en-IN"/>
-        </w:rPr>
-      </w:pPr>
-      <w:r>
-        <w:rPr>
+          <w:rFonts w:cstheme="majorHAnsi"/>
+          <w:color w:val="auto"/>
+          <w:sz w:val="22"/>
+          <w:szCs w:val="22"/>
+          <w:lang w:val="en-IN"/>
+        </w:rPr>
+      </w:pPr>
+      <w:r>
+        <w:rPr>
+          <w:rFonts w:cstheme="majorHAnsi"/>
+          <w:color w:val="auto"/>
+          <w:sz w:val="22"/>
+          <w:szCs w:val="22"/>
           <w:lang w:val="en-IN"/>
         </w:rPr>
         <w:t>Support real estate agencies in automated valuation.</w:t>
@@ -2116,11 +2872,19 @@
         </w:numPr>
         <w:spacing w:before="240" w:after="240"/>
         <w:rPr>
-          <w:lang w:val="en-IN"/>
-        </w:rPr>
-      </w:pPr>
-      <w:r>
-        <w:rPr>
+          <w:rFonts w:cstheme="majorHAnsi"/>
+          <w:color w:val="auto"/>
+          <w:sz w:val="22"/>
+          <w:szCs w:val="22"/>
+          <w:lang w:val="en-IN"/>
+        </w:rPr>
+      </w:pPr>
+      <w:r>
+        <w:rPr>
+          <w:rFonts w:cstheme="majorHAnsi"/>
+          <w:color w:val="auto"/>
+          <w:sz w:val="22"/>
+          <w:szCs w:val="22"/>
           <w:lang w:val="en-IN"/>
         </w:rPr>
         <w:t>Reduce manual effort in price estimation.</w:t>
@@ -2135,14 +2899,21 @@
         </w:numPr>
         <w:spacing w:before="240" w:after="240"/>
         <w:rPr>
-          <w:lang w:val="en-IN"/>
-        </w:rPr>
-      </w:pPr>
-      <w:r>
-        <w:rPr>
-          <w:lang w:val="en-IN"/>
-        </w:rPr>
-        <w:lastRenderedPageBreak/>
+          <w:rFonts w:cstheme="majorHAnsi"/>
+          <w:color w:val="auto"/>
+          <w:sz w:val="22"/>
+          <w:szCs w:val="22"/>
+          <w:lang w:val="en-IN"/>
+        </w:rPr>
+      </w:pPr>
+      <w:r>
+        <w:rPr>
+          <w:rFonts w:cstheme="majorHAnsi"/>
+          <w:color w:val="auto"/>
+          <w:sz w:val="22"/>
+          <w:szCs w:val="22"/>
+          <w:lang w:val="en-IN"/>
+        </w:rPr>
         <w:t>Enable data-driven investment decisions.</w:t>
       </w:r>
     </w:p>
@@ -2155,11 +2926,19 @@
         </w:numPr>
         <w:spacing w:before="240" w:after="240"/>
         <w:rPr>
-          <w:lang w:val="en-IN"/>
-        </w:rPr>
-      </w:pPr>
-      <w:r>
-        <w:rPr>
+          <w:rFonts w:cstheme="majorHAnsi"/>
+          <w:color w:val="auto"/>
+          <w:sz w:val="22"/>
+          <w:szCs w:val="22"/>
+          <w:lang w:val="en-IN"/>
+        </w:rPr>
+      </w:pPr>
+      <w:r>
+        <w:rPr>
+          <w:rFonts w:cstheme="majorHAnsi"/>
+          <w:color w:val="auto"/>
+          <w:sz w:val="22"/>
+          <w:szCs w:val="22"/>
           <w:lang w:val="en-IN"/>
         </w:rPr>
         <w:t xml:space="preserve">Serve as a foundation for deployment through a web application such as </w:t>
@@ -2167,6 +2946,10 @@
       <w:proofErr w:type="spellStart"/>
       <w:r>
         <w:rPr>
+          <w:rFonts w:cstheme="majorHAnsi"/>
+          <w:color w:val="auto"/>
+          <w:sz w:val="22"/>
+          <w:szCs w:val="22"/>
           <w:lang w:val="en-IN"/>
         </w:rPr>
         <w:t>Streamlit</w:t>
@@ -2174,6 +2957,10 @@
       <w:proofErr w:type="spellEnd"/>
       <w:r>
         <w:rPr>
+          <w:rFonts w:cstheme="majorHAnsi"/>
+          <w:color w:val="auto"/>
+          <w:sz w:val="22"/>
+          <w:szCs w:val="22"/>
           <w:lang w:val="en-IN"/>
         </w:rPr>
         <w:t xml:space="preserve"> or an enterprise real estate analytics platform.</w:t>
@@ -2184,11 +2971,19 @@
         <w:pStyle w:val="Heading1"/>
         <w:spacing w:before="240" w:after="240"/>
         <w:rPr>
-          <w:lang w:val="en-IN"/>
-        </w:rPr>
-      </w:pPr>
-      <w:r>
-        <w:rPr>
+          <w:rFonts w:cstheme="majorHAnsi"/>
+          <w:color w:val="auto"/>
+          <w:sz w:val="22"/>
+          <w:szCs w:val="22"/>
+          <w:lang w:val="en-IN"/>
+        </w:rPr>
+      </w:pPr>
+      <w:r>
+        <w:rPr>
+          <w:rFonts w:cstheme="majorHAnsi"/>
+          <w:color w:val="auto"/>
+          <w:sz w:val="22"/>
+          <w:szCs w:val="22"/>
           <w:lang w:val="en-IN"/>
         </w:rPr>
         <w:t>Overall, the project aims to provide an efficient, scalable, and accurate property valuation solution using modern machine learning techniques.</w:t>
@@ -2199,6 +2994,24 @@
         <w:pStyle w:val="Heading1"/>
         <w:spacing w:before="240" w:after="240"/>
         <w:rPr>
+          <w:rFonts w:cstheme="majorHAnsi"/>
+          <w:color w:val="auto"/>
+          <w:sz w:val="22"/>
+          <w:szCs w:val="22"/>
+          <w:lang w:val="en-IN"/>
+        </w:rPr>
+      </w:pPr>
+    </w:p>
+    <w:p>
+      <w:pPr>
+        <w:rPr>
+          <w:lang w:val="en-IN"/>
+        </w:rPr>
+      </w:pPr>
+    </w:p>
+    <w:p>
+      <w:pPr>
+        <w:rPr>
           <w:lang w:val="en-IN"/>
         </w:rPr>
       </w:pPr>
@@ -2215,6 +3028,7 @@
         <w:rPr>
           <w:lang w:val="en-IN"/>
         </w:rPr>
+        <w:lastRenderedPageBreak/>
         <w:t>Resources</w:t>
       </w:r>
     </w:p>
@@ -2237,12 +3051,21 @@
       <w:pPr>
         <w:pStyle w:val="Heading1"/>
         <w:spacing w:before="240" w:after="240"/>
-        <w:rPr>
-          <w:lang w:val="en-IN"/>
-        </w:rPr>
-      </w:pPr>
-      <w:r>
-        <w:rPr>
+        <w:jc w:val="both"/>
+        <w:rPr>
+          <w:rFonts w:cstheme="majorHAnsi"/>
+          <w:color w:val="auto"/>
+          <w:sz w:val="22"/>
+          <w:szCs w:val="22"/>
+          <w:lang w:val="en-IN"/>
+        </w:rPr>
+      </w:pPr>
+      <w:r>
+        <w:rPr>
+          <w:rFonts w:cstheme="majorHAnsi"/>
+          <w:color w:val="auto"/>
+          <w:sz w:val="22"/>
+          <w:szCs w:val="22"/>
           <w:lang w:val="en-IN"/>
         </w:rPr>
         <w:t>The dataset used for this project is a real-estate property dataset containing information about residential properties and their corresponding selling prices. The dataset includes features such as property size, number of bedrooms, construction status, resale information, location coordinates, and property ownership details, which are used to predict property prices through machine learning models.</w:t>
@@ -2253,11 +3076,19 @@
         <w:pStyle w:val="Heading1"/>
         <w:spacing w:before="240" w:after="240"/>
         <w:rPr>
-          <w:lang w:val="en-IN"/>
-        </w:rPr>
-      </w:pPr>
-      <w:r>
-        <w:rPr>
+          <w:rFonts w:cstheme="majorHAnsi"/>
+          <w:color w:val="auto"/>
+          <w:sz w:val="22"/>
+          <w:szCs w:val="22"/>
+          <w:lang w:val="en-IN"/>
+        </w:rPr>
+      </w:pPr>
+      <w:r>
+        <w:rPr>
+          <w:rFonts w:cstheme="majorHAnsi"/>
+          <w:color w:val="auto"/>
+          <w:sz w:val="22"/>
+          <w:szCs w:val="22"/>
           <w:lang w:val="en-IN"/>
         </w:rPr>
         <w:t>Dataset Source:</w:t>
@@ -2272,11 +3103,19 @@
         </w:numPr>
         <w:spacing w:before="240" w:after="240"/>
         <w:rPr>
-          <w:lang w:val="en-IN"/>
-        </w:rPr>
-      </w:pPr>
-      <w:r>
-        <w:rPr>
+          <w:rFonts w:cstheme="majorHAnsi"/>
+          <w:color w:val="auto"/>
+          <w:sz w:val="22"/>
+          <w:szCs w:val="22"/>
+          <w:lang w:val="en-IN"/>
+        </w:rPr>
+      </w:pPr>
+      <w:r>
+        <w:rPr>
+          <w:rFonts w:cstheme="majorHAnsi"/>
+          <w:color w:val="auto"/>
+          <w:sz w:val="22"/>
+          <w:szCs w:val="22"/>
           <w:lang w:val="en-IN"/>
         </w:rPr>
         <w:t xml:space="preserve">House Price Dataset of India (Kaggle) </w:t>
@@ -2285,6 +3124,10 @@
         <w:r>
           <w:rPr>
             <w:rStyle w:val="Hyperlink"/>
+            <w:rFonts w:cstheme="majorHAnsi"/>
+            <w:color w:val="auto"/>
+            <w:sz w:val="22"/>
+            <w:szCs w:val="22"/>
             <w:lang w:val="en-IN"/>
           </w:rPr>
           <w:t>[kaggle.com]</w:t>
@@ -2300,11 +3143,19 @@
         </w:numPr>
         <w:spacing w:before="240" w:after="240"/>
         <w:rPr>
-          <w:lang w:val="en-IN"/>
-        </w:rPr>
-      </w:pPr>
-      <w:r>
-        <w:rPr>
+          <w:rFonts w:cstheme="majorHAnsi"/>
+          <w:color w:val="auto"/>
+          <w:sz w:val="22"/>
+          <w:szCs w:val="22"/>
+          <w:lang w:val="en-IN"/>
+        </w:rPr>
+      </w:pPr>
+      <w:r>
+        <w:rPr>
+          <w:rFonts w:cstheme="majorHAnsi"/>
+          <w:color w:val="auto"/>
+          <w:sz w:val="22"/>
+          <w:szCs w:val="22"/>
           <w:lang w:val="en-IN"/>
         </w:rPr>
         <w:t xml:space="preserve">Dataset Link: </w:t>
@@ -2313,6 +3164,10 @@
         <w:r>
           <w:rPr>
             <w:rStyle w:val="Hyperlink"/>
+            <w:rFonts w:cstheme="majorHAnsi"/>
+            <w:color w:val="auto"/>
+            <w:sz w:val="22"/>
+            <w:szCs w:val="22"/>
             <w:lang w:val="en-IN"/>
           </w:rPr>
           <w:t>House Price Dataset of India</w:t>
@@ -2320,6 +3175,10 @@
       </w:hyperlink>
       <w:r>
         <w:rPr>
+          <w:rFonts w:cstheme="majorHAnsi"/>
+          <w:color w:val="auto"/>
+          <w:sz w:val="22"/>
+          <w:szCs w:val="22"/>
           <w:lang w:val="en-IN"/>
         </w:rPr>
         <w:t xml:space="preserve"> </w:t>
@@ -2328,6 +3187,10 @@
         <w:r>
           <w:rPr>
             <w:rStyle w:val="Hyperlink"/>
+            <w:rFonts w:cstheme="majorHAnsi"/>
+            <w:color w:val="auto"/>
+            <w:sz w:val="22"/>
+            <w:szCs w:val="22"/>
             <w:lang w:val="en-IN"/>
           </w:rPr>
           <w:t>[kaggle.com]</w:t>
@@ -2338,12 +3201,21 @@
       <w:pPr>
         <w:pStyle w:val="Heading1"/>
         <w:spacing w:before="240" w:after="240"/>
-        <w:rPr>
-          <w:lang w:val="en-IN"/>
-        </w:rPr>
-      </w:pPr>
-      <w:r>
-        <w:rPr>
+        <w:jc w:val="both"/>
+        <w:rPr>
+          <w:rFonts w:cstheme="majorHAnsi"/>
+          <w:color w:val="auto"/>
+          <w:sz w:val="22"/>
+          <w:szCs w:val="22"/>
+          <w:lang w:val="en-IN"/>
+        </w:rPr>
+      </w:pPr>
+      <w:r>
+        <w:rPr>
+          <w:rFonts w:cstheme="majorHAnsi"/>
+          <w:color w:val="auto"/>
+          <w:sz w:val="22"/>
+          <w:szCs w:val="22"/>
           <w:lang w:val="en-IN"/>
         </w:rPr>
         <w:t xml:space="preserve">The dataset provides structured housing data suitable for regression analysis and property price prediction tasks. It contains multiple property attributes and market-related variables that influence housing prices. </w:t>
@@ -2352,6 +3224,10 @@
         <w:r>
           <w:rPr>
             <w:rStyle w:val="Hyperlink"/>
+            <w:rFonts w:cstheme="majorHAnsi"/>
+            <w:color w:val="auto"/>
+            <w:sz w:val="22"/>
+            <w:szCs w:val="22"/>
             <w:lang w:val="en-IN"/>
           </w:rPr>
           <w:t>[kaggle.com]</w:t>
@@ -2359,6 +3235,10 @@
       </w:hyperlink>
       <w:r>
         <w:rPr>
+          <w:rFonts w:cstheme="majorHAnsi"/>
+          <w:color w:val="auto"/>
+          <w:sz w:val="22"/>
+          <w:szCs w:val="22"/>
           <w:lang w:val="en-IN"/>
         </w:rPr>
         <w:t xml:space="preserve">, </w:t>
@@ -2367,6 +3247,10 @@
         <w:r>
           <w:rPr>
             <w:rStyle w:val="Hyperlink"/>
+            <w:rFonts w:cstheme="majorHAnsi"/>
+            <w:color w:val="auto"/>
+            <w:sz w:val="22"/>
+            <w:szCs w:val="22"/>
             <w:lang w:val="en-IN"/>
           </w:rPr>
           <w:t>[github.com]</w:t>
@@ -2378,11 +3262,19 @@
         <w:pStyle w:val="Heading1"/>
         <w:spacing w:before="240" w:after="240"/>
         <w:rPr>
-          <w:lang w:val="en-IN"/>
-        </w:rPr>
-      </w:pPr>
-      <w:r>
-        <w:rPr>
+          <w:rFonts w:cstheme="majorHAnsi"/>
+          <w:color w:val="auto"/>
+          <w:sz w:val="22"/>
+          <w:szCs w:val="22"/>
+          <w:lang w:val="en-IN"/>
+        </w:rPr>
+      </w:pPr>
+      <w:r>
+        <w:rPr>
+          <w:rFonts w:cstheme="majorHAnsi"/>
+          <w:color w:val="auto"/>
+          <w:sz w:val="22"/>
+          <w:szCs w:val="22"/>
           <w:lang w:val="en-IN"/>
         </w:rPr>
         <w:pict w14:anchorId="5406F931">
@@ -2410,11 +3302,19 @@
         <w:pStyle w:val="Heading1"/>
         <w:spacing w:before="240" w:after="240"/>
         <w:rPr>
-          <w:lang w:val="en-IN"/>
-        </w:rPr>
-      </w:pPr>
-      <w:r>
-        <w:rPr>
+          <w:rFonts w:cstheme="majorHAnsi"/>
+          <w:color w:val="auto"/>
+          <w:sz w:val="22"/>
+          <w:szCs w:val="22"/>
+          <w:lang w:val="en-IN"/>
+        </w:rPr>
+      </w:pPr>
+      <w:r>
+        <w:rPr>
+          <w:rFonts w:cstheme="majorHAnsi"/>
+          <w:color w:val="auto"/>
+          <w:sz w:val="22"/>
+          <w:szCs w:val="22"/>
           <w:lang w:val="en-IN"/>
         </w:rPr>
         <w:t>The following software and tools are used to develop and evaluate the Property Price Prediction model:</w:t>
@@ -2425,14 +3325,21 @@
         <w:pStyle w:val="Heading1"/>
         <w:spacing w:before="240" w:after="240"/>
         <w:rPr>
-          <w:lang w:val="en-IN"/>
-        </w:rPr>
-      </w:pPr>
-      <w:r>
-        <w:rPr>
-          <w:lang w:val="en-IN"/>
-        </w:rPr>
-        <w:lastRenderedPageBreak/>
+          <w:rFonts w:cstheme="majorHAnsi"/>
+          <w:color w:val="auto"/>
+          <w:sz w:val="22"/>
+          <w:szCs w:val="22"/>
+          <w:lang w:val="en-IN"/>
+        </w:rPr>
+      </w:pPr>
+      <w:r>
+        <w:rPr>
+          <w:rFonts w:cstheme="majorHAnsi"/>
+          <w:color w:val="auto"/>
+          <w:sz w:val="22"/>
+          <w:szCs w:val="22"/>
+          <w:lang w:val="en-IN"/>
+        </w:rPr>
         <w:t>Programming Language</w:t>
       </w:r>
     </w:p>
@@ -2443,13 +3350,22 @@
           <w:ilvl w:val="0"/>
           <w:numId w:val="20"/>
         </w:numPr>
-        <w:spacing w:before="240" w:after="240"/>
-        <w:rPr>
-          <w:lang w:val="en-IN"/>
-        </w:rPr>
-      </w:pPr>
-      <w:r>
-        <w:rPr>
+        <w:spacing w:before="120" w:after="120" w:line="240" w:lineRule="auto"/>
+        <w:ind w:left="714" w:hanging="357"/>
+        <w:rPr>
+          <w:rFonts w:cstheme="majorHAnsi"/>
+          <w:color w:val="auto"/>
+          <w:sz w:val="22"/>
+          <w:szCs w:val="22"/>
+          <w:lang w:val="en-IN"/>
+        </w:rPr>
+      </w:pPr>
+      <w:r>
+        <w:rPr>
+          <w:rFonts w:cstheme="majorHAnsi"/>
+          <w:color w:val="auto"/>
+          <w:sz w:val="22"/>
+          <w:szCs w:val="22"/>
           <w:lang w:val="en-IN"/>
         </w:rPr>
         <w:t>Python 3.x</w:t>
@@ -2458,13 +3374,21 @@
     <w:p>
       <w:pPr>
         <w:pStyle w:val="Heading1"/>
-        <w:spacing w:before="240" w:after="240"/>
-        <w:rPr>
-          <w:lang w:val="en-IN"/>
-        </w:rPr>
-      </w:pPr>
-      <w:r>
-        <w:rPr>
+        <w:spacing w:before="120" w:after="120" w:line="240" w:lineRule="auto"/>
+        <w:rPr>
+          <w:rFonts w:cstheme="majorHAnsi"/>
+          <w:color w:val="auto"/>
+          <w:sz w:val="22"/>
+          <w:szCs w:val="22"/>
+          <w:lang w:val="en-IN"/>
+        </w:rPr>
+      </w:pPr>
+      <w:r>
+        <w:rPr>
+          <w:rFonts w:cstheme="majorHAnsi"/>
+          <w:color w:val="auto"/>
+          <w:sz w:val="22"/>
+          <w:szCs w:val="22"/>
           <w:lang w:val="en-IN"/>
         </w:rPr>
         <w:t>Development Environment</w:t>
@@ -2477,16 +3401,37 @@
           <w:ilvl w:val="0"/>
           <w:numId w:val="21"/>
         </w:numPr>
-        <w:spacing w:before="240" w:after="240"/>
-        <w:rPr>
-          <w:lang w:val="en-IN"/>
-        </w:rPr>
-      </w:pPr>
-      <w:r>
-        <w:rPr>
-          <w:lang w:val="en-IN"/>
-        </w:rPr>
-        <w:t>Jupyter Notebook</w:t>
+        <w:spacing w:before="120" w:after="120" w:line="240" w:lineRule="auto"/>
+        <w:ind w:left="714" w:hanging="357"/>
+        <w:rPr>
+          <w:rFonts w:cstheme="majorHAnsi"/>
+          <w:color w:val="auto"/>
+          <w:sz w:val="22"/>
+          <w:szCs w:val="22"/>
+          <w:lang w:val="en-IN"/>
+        </w:rPr>
+      </w:pPr>
+      <w:proofErr w:type="spellStart"/>
+      <w:r>
+        <w:rPr>
+          <w:rFonts w:cstheme="majorHAnsi"/>
+          <w:color w:val="auto"/>
+          <w:sz w:val="22"/>
+          <w:szCs w:val="22"/>
+          <w:lang w:val="en-IN"/>
+        </w:rPr>
+        <w:t>VSCode</w:t>
+      </w:r>
+      <w:proofErr w:type="spellEnd"/>
+      <w:r>
+        <w:rPr>
+          <w:rFonts w:cstheme="majorHAnsi"/>
+          <w:color w:val="auto"/>
+          <w:sz w:val="22"/>
+          <w:szCs w:val="22"/>
+          <w:lang w:val="en-IN"/>
+        </w:rPr>
+        <w:t xml:space="preserve"> </w:t>
       </w:r>
     </w:p>
     <w:p>
@@ -2496,13 +3441,50 @@
           <w:ilvl w:val="0"/>
           <w:numId w:val="21"/>
         </w:numPr>
-        <w:spacing w:before="240" w:after="240"/>
-        <w:rPr>
-          <w:lang w:val="en-IN"/>
-        </w:rPr>
-      </w:pPr>
-      <w:r>
-        <w:rPr>
+        <w:spacing w:before="120" w:after="120" w:line="240" w:lineRule="auto"/>
+        <w:ind w:left="714" w:hanging="357"/>
+        <w:rPr>
+          <w:rFonts w:cstheme="majorHAnsi"/>
+          <w:color w:val="auto"/>
+          <w:sz w:val="22"/>
+          <w:szCs w:val="22"/>
+          <w:lang w:val="en-IN"/>
+        </w:rPr>
+      </w:pPr>
+      <w:r>
+        <w:rPr>
+          <w:rFonts w:cstheme="majorHAnsi"/>
+          <w:color w:val="auto"/>
+          <w:sz w:val="22"/>
+          <w:szCs w:val="22"/>
+          <w:lang w:val="en-IN"/>
+        </w:rPr>
+        <w:t>Jupyter Notebook</w:t>
+      </w:r>
+    </w:p>
+    <w:p>
+      <w:pPr>
+        <w:pStyle w:val="Heading1"/>
+        <w:numPr>
+          <w:ilvl w:val="0"/>
+          <w:numId w:val="21"/>
+        </w:numPr>
+        <w:spacing w:before="120" w:after="120" w:line="240" w:lineRule="auto"/>
+        <w:ind w:left="714" w:hanging="357"/>
+        <w:rPr>
+          <w:rFonts w:cstheme="majorHAnsi"/>
+          <w:color w:val="auto"/>
+          <w:sz w:val="22"/>
+          <w:szCs w:val="22"/>
+          <w:lang w:val="en-IN"/>
+        </w:rPr>
+      </w:pPr>
+      <w:r>
+        <w:rPr>
+          <w:rFonts w:cstheme="majorHAnsi"/>
+          <w:color w:val="auto"/>
+          <w:sz w:val="22"/>
+          <w:szCs w:val="22"/>
           <w:lang w:val="en-IN"/>
         </w:rPr>
         <w:t>Anaconda Distribution</w:t>
@@ -2513,11 +3495,19 @@
         <w:pStyle w:val="Heading1"/>
         <w:spacing w:before="240" w:after="240"/>
         <w:rPr>
-          <w:lang w:val="en-IN"/>
-        </w:rPr>
-      </w:pPr>
-      <w:r>
-        <w:rPr>
+          <w:rFonts w:cstheme="majorHAnsi"/>
+          <w:color w:val="auto"/>
+          <w:sz w:val="22"/>
+          <w:szCs w:val="22"/>
+          <w:lang w:val="en-IN"/>
+        </w:rPr>
+      </w:pPr>
+      <w:r>
+        <w:rPr>
+          <w:rFonts w:cstheme="majorHAnsi"/>
+          <w:color w:val="auto"/>
+          <w:sz w:val="22"/>
+          <w:szCs w:val="22"/>
           <w:lang w:val="en-IN"/>
         </w:rPr>
         <w:t>Libraries and Frameworks</w:t>
@@ -2532,11 +3522,19 @@
         </w:numPr>
         <w:spacing w:before="240" w:after="240"/>
         <w:rPr>
-          <w:lang w:val="en-IN"/>
-        </w:rPr>
-      </w:pPr>
-      <w:r>
-        <w:rPr>
+          <w:rFonts w:cstheme="majorHAnsi"/>
+          <w:color w:val="auto"/>
+          <w:sz w:val="22"/>
+          <w:szCs w:val="22"/>
+          <w:lang w:val="en-IN"/>
+        </w:rPr>
+      </w:pPr>
+      <w:r>
+        <w:rPr>
+          <w:rFonts w:cstheme="majorHAnsi"/>
+          <w:color w:val="auto"/>
+          <w:sz w:val="22"/>
+          <w:szCs w:val="22"/>
           <w:lang w:val="en-IN"/>
         </w:rPr>
         <w:t>Pandas</w:t>
@@ -2551,11 +3549,19 @@
         </w:numPr>
         <w:spacing w:before="240" w:after="240"/>
         <w:rPr>
-          <w:lang w:val="en-IN"/>
-        </w:rPr>
-      </w:pPr>
-      <w:r>
-        <w:rPr>
+          <w:rFonts w:cstheme="majorHAnsi"/>
+          <w:color w:val="auto"/>
+          <w:sz w:val="22"/>
+          <w:szCs w:val="22"/>
+          <w:lang w:val="en-IN"/>
+        </w:rPr>
+      </w:pPr>
+      <w:r>
+        <w:rPr>
+          <w:rFonts w:cstheme="majorHAnsi"/>
+          <w:color w:val="auto"/>
+          <w:sz w:val="22"/>
+          <w:szCs w:val="22"/>
           <w:lang w:val="en-IN"/>
         </w:rPr>
         <w:t>NumPy</w:t>
@@ -2570,11 +3576,19 @@
         </w:numPr>
         <w:spacing w:before="240" w:after="240"/>
         <w:rPr>
-          <w:lang w:val="en-IN"/>
-        </w:rPr>
-      </w:pPr>
-      <w:r>
-        <w:rPr>
+          <w:rFonts w:cstheme="majorHAnsi"/>
+          <w:color w:val="auto"/>
+          <w:sz w:val="22"/>
+          <w:szCs w:val="22"/>
+          <w:lang w:val="en-IN"/>
+        </w:rPr>
+      </w:pPr>
+      <w:r>
+        <w:rPr>
+          <w:rFonts w:cstheme="majorHAnsi"/>
+          <w:color w:val="auto"/>
+          <w:sz w:val="22"/>
+          <w:szCs w:val="22"/>
           <w:lang w:val="en-IN"/>
         </w:rPr>
         <w:t>Matplotlib</w:t>
@@ -2589,13 +3603,22 @@
         </w:numPr>
         <w:spacing w:before="240" w:after="240"/>
         <w:rPr>
-          <w:lang w:val="en-IN"/>
-        </w:rPr>
-      </w:pPr>
-      <w:r>
-        <w:rPr>
-          <w:lang w:val="en-IN"/>
-        </w:rPr>
+          <w:rFonts w:cstheme="majorHAnsi"/>
+          <w:color w:val="auto"/>
+          <w:sz w:val="22"/>
+          <w:szCs w:val="22"/>
+          <w:lang w:val="en-IN"/>
+        </w:rPr>
+      </w:pPr>
+      <w:r>
+        <w:rPr>
+          <w:rFonts w:cstheme="majorHAnsi"/>
+          <w:color w:val="auto"/>
+          <w:sz w:val="22"/>
+          <w:szCs w:val="22"/>
+          <w:lang w:val="en-IN"/>
+        </w:rPr>
+        <w:lastRenderedPageBreak/>
         <w:t>Seaborn</w:t>
       </w:r>
     </w:p>
@@ -2608,11 +3631,19 @@
         </w:numPr>
         <w:spacing w:before="240" w:after="240"/>
         <w:rPr>
-          <w:lang w:val="en-IN"/>
-        </w:rPr>
-      </w:pPr>
-      <w:r>
-        <w:rPr>
+          <w:rFonts w:cstheme="majorHAnsi"/>
+          <w:color w:val="auto"/>
+          <w:sz w:val="22"/>
+          <w:szCs w:val="22"/>
+          <w:lang w:val="en-IN"/>
+        </w:rPr>
+      </w:pPr>
+      <w:r>
+        <w:rPr>
+          <w:rFonts w:cstheme="majorHAnsi"/>
+          <w:color w:val="auto"/>
+          <w:sz w:val="22"/>
+          <w:szCs w:val="22"/>
           <w:lang w:val="en-IN"/>
         </w:rPr>
         <w:t>Scikit-Learn</w:t>
@@ -2627,12 +3658,20 @@
         </w:numPr>
         <w:spacing w:before="240" w:after="240"/>
         <w:rPr>
+          <w:rFonts w:cstheme="majorHAnsi"/>
+          <w:color w:val="auto"/>
+          <w:sz w:val="22"/>
+          <w:szCs w:val="22"/>
           <w:lang w:val="en-IN"/>
         </w:rPr>
       </w:pPr>
       <w:proofErr w:type="spellStart"/>
       <w:r>
         <w:rPr>
+          <w:rFonts w:cstheme="majorHAnsi"/>
+          <w:color w:val="auto"/>
+          <w:sz w:val="22"/>
+          <w:szCs w:val="22"/>
           <w:lang w:val="en-IN"/>
         </w:rPr>
         <w:t>XGBoost</w:t>
@@ -2648,12 +3687,20 @@
         </w:numPr>
         <w:spacing w:before="240" w:after="240"/>
         <w:rPr>
+          <w:rFonts w:cstheme="majorHAnsi"/>
+          <w:color w:val="auto"/>
+          <w:sz w:val="22"/>
+          <w:szCs w:val="22"/>
           <w:lang w:val="en-IN"/>
         </w:rPr>
       </w:pPr>
       <w:proofErr w:type="spellStart"/>
       <w:r>
         <w:rPr>
+          <w:rFonts w:cstheme="majorHAnsi"/>
+          <w:color w:val="auto"/>
+          <w:sz w:val="22"/>
+          <w:szCs w:val="22"/>
           <w:lang w:val="en-IN"/>
         </w:rPr>
         <w:t>CatBoost</w:t>
@@ -2669,12 +3716,20 @@
         </w:numPr>
         <w:spacing w:before="240" w:after="240"/>
         <w:rPr>
+          <w:rFonts w:cstheme="majorHAnsi"/>
+          <w:color w:val="auto"/>
+          <w:sz w:val="22"/>
+          <w:szCs w:val="22"/>
           <w:lang w:val="en-IN"/>
         </w:rPr>
       </w:pPr>
       <w:proofErr w:type="spellStart"/>
       <w:r>
         <w:rPr>
+          <w:rFonts w:cstheme="majorHAnsi"/>
+          <w:color w:val="auto"/>
+          <w:sz w:val="22"/>
+          <w:szCs w:val="22"/>
           <w:lang w:val="en-IN"/>
         </w:rPr>
         <w:t>LightGBM</w:t>
@@ -2686,11 +3741,19 @@
         <w:pStyle w:val="Heading1"/>
         <w:spacing w:before="240" w:after="240"/>
         <w:rPr>
-          <w:lang w:val="en-IN"/>
-        </w:rPr>
-      </w:pPr>
-      <w:r>
-        <w:rPr>
+          <w:rFonts w:cstheme="majorHAnsi"/>
+          <w:color w:val="auto"/>
+          <w:sz w:val="22"/>
+          <w:szCs w:val="22"/>
+          <w:lang w:val="en-IN"/>
+        </w:rPr>
+      </w:pPr>
+      <w:r>
+        <w:rPr>
+          <w:rFonts w:cstheme="majorHAnsi"/>
+          <w:color w:val="auto"/>
+          <w:sz w:val="22"/>
+          <w:szCs w:val="22"/>
           <w:lang w:val="en-IN"/>
         </w:rPr>
         <w:t>Machine Learning Techniques</w:t>
@@ -2705,11 +3768,19 @@
         </w:numPr>
         <w:spacing w:before="240" w:after="240"/>
         <w:rPr>
-          <w:lang w:val="en-IN"/>
-        </w:rPr>
-      </w:pPr>
-      <w:r>
-        <w:rPr>
+          <w:rFonts w:cstheme="majorHAnsi"/>
+          <w:color w:val="auto"/>
+          <w:sz w:val="22"/>
+          <w:szCs w:val="22"/>
+          <w:lang w:val="en-IN"/>
+        </w:rPr>
+      </w:pPr>
+      <w:r>
+        <w:rPr>
+          <w:rFonts w:cstheme="majorHAnsi"/>
+          <w:color w:val="auto"/>
+          <w:sz w:val="22"/>
+          <w:szCs w:val="22"/>
           <w:lang w:val="en-IN"/>
         </w:rPr>
         <w:t>Linear Regression</w:t>
@@ -2724,11 +3795,19 @@
         </w:numPr>
         <w:spacing w:before="240" w:after="240"/>
         <w:rPr>
-          <w:lang w:val="en-IN"/>
-        </w:rPr>
-      </w:pPr>
-      <w:r>
-        <w:rPr>
+          <w:rFonts w:cstheme="majorHAnsi"/>
+          <w:color w:val="auto"/>
+          <w:sz w:val="22"/>
+          <w:szCs w:val="22"/>
+          <w:lang w:val="en-IN"/>
+        </w:rPr>
+      </w:pPr>
+      <w:r>
+        <w:rPr>
+          <w:rFonts w:cstheme="majorHAnsi"/>
+          <w:color w:val="auto"/>
+          <w:sz w:val="22"/>
+          <w:szCs w:val="22"/>
           <w:lang w:val="en-IN"/>
         </w:rPr>
         <w:t>Decision Tree Regressor</w:t>
@@ -2743,11 +3822,19 @@
         </w:numPr>
         <w:spacing w:before="240" w:after="240"/>
         <w:rPr>
-          <w:lang w:val="en-IN"/>
-        </w:rPr>
-      </w:pPr>
-      <w:r>
-        <w:rPr>
+          <w:rFonts w:cstheme="majorHAnsi"/>
+          <w:color w:val="auto"/>
+          <w:sz w:val="22"/>
+          <w:szCs w:val="22"/>
+          <w:lang w:val="en-IN"/>
+        </w:rPr>
+      </w:pPr>
+      <w:r>
+        <w:rPr>
+          <w:rFonts w:cstheme="majorHAnsi"/>
+          <w:color w:val="auto"/>
+          <w:sz w:val="22"/>
+          <w:szCs w:val="22"/>
           <w:lang w:val="en-IN"/>
         </w:rPr>
         <w:t>Random Forest Regressor</w:t>
@@ -2762,11 +3849,19 @@
         </w:numPr>
         <w:spacing w:before="240" w:after="240"/>
         <w:rPr>
-          <w:lang w:val="en-IN"/>
-        </w:rPr>
-      </w:pPr>
-      <w:r>
-        <w:rPr>
+          <w:rFonts w:cstheme="majorHAnsi"/>
+          <w:color w:val="auto"/>
+          <w:sz w:val="22"/>
+          <w:szCs w:val="22"/>
+          <w:lang w:val="en-IN"/>
+        </w:rPr>
+      </w:pPr>
+      <w:r>
+        <w:rPr>
+          <w:rFonts w:cstheme="majorHAnsi"/>
+          <w:color w:val="auto"/>
+          <w:sz w:val="22"/>
+          <w:szCs w:val="22"/>
           <w:lang w:val="en-IN"/>
         </w:rPr>
         <w:t xml:space="preserve">K-Nearest </w:t>
@@ -2774,6 +3869,10 @@
       <w:proofErr w:type="spellStart"/>
       <w:r>
         <w:rPr>
+          <w:rFonts w:cstheme="majorHAnsi"/>
+          <w:color w:val="auto"/>
+          <w:sz w:val="22"/>
+          <w:szCs w:val="22"/>
           <w:lang w:val="en-IN"/>
         </w:rPr>
         <w:t>Neighbors</w:t>
@@ -2781,6 +3880,10 @@
       <w:proofErr w:type="spellEnd"/>
       <w:r>
         <w:rPr>
+          <w:rFonts w:cstheme="majorHAnsi"/>
+          <w:color w:val="auto"/>
+          <w:sz w:val="22"/>
+          <w:szCs w:val="22"/>
           <w:lang w:val="en-IN"/>
         </w:rPr>
         <w:t xml:space="preserve"> (KNN)</w:t>
@@ -2795,11 +3898,19 @@
         </w:numPr>
         <w:spacing w:before="240" w:after="240"/>
         <w:rPr>
-          <w:lang w:val="en-IN"/>
-        </w:rPr>
-      </w:pPr>
-      <w:r>
-        <w:rPr>
+          <w:rFonts w:cstheme="majorHAnsi"/>
+          <w:color w:val="auto"/>
+          <w:sz w:val="22"/>
+          <w:szCs w:val="22"/>
+          <w:lang w:val="en-IN"/>
+        </w:rPr>
+      </w:pPr>
+      <w:r>
+        <w:rPr>
+          <w:rFonts w:cstheme="majorHAnsi"/>
+          <w:color w:val="auto"/>
+          <w:sz w:val="22"/>
+          <w:szCs w:val="22"/>
           <w:lang w:val="en-IN"/>
         </w:rPr>
         <w:t>Support Vector Regression (SVR)</w:t>
@@ -2814,14 +3925,21 @@
         </w:numPr>
         <w:spacing w:before="240" w:after="240"/>
         <w:rPr>
-          <w:lang w:val="en-IN"/>
-        </w:rPr>
-      </w:pPr>
-      <w:r>
-        <w:rPr>
-          <w:lang w:val="en-IN"/>
-        </w:rPr>
-        <w:lastRenderedPageBreak/>
+          <w:rFonts w:cstheme="majorHAnsi"/>
+          <w:color w:val="auto"/>
+          <w:sz w:val="22"/>
+          <w:szCs w:val="22"/>
+          <w:lang w:val="en-IN"/>
+        </w:rPr>
+      </w:pPr>
+      <w:r>
+        <w:rPr>
+          <w:rFonts w:cstheme="majorHAnsi"/>
+          <w:color w:val="auto"/>
+          <w:sz w:val="22"/>
+          <w:szCs w:val="22"/>
+          <w:lang w:val="en-IN"/>
+        </w:rPr>
         <w:t>Gradient Boosting Regressor</w:t>
       </w:r>
     </w:p>
@@ -2834,12 +3952,20 @@
         </w:numPr>
         <w:spacing w:before="240" w:after="240"/>
         <w:rPr>
+          <w:rFonts w:cstheme="majorHAnsi"/>
+          <w:color w:val="auto"/>
+          <w:sz w:val="22"/>
+          <w:szCs w:val="22"/>
           <w:lang w:val="en-IN"/>
         </w:rPr>
       </w:pPr>
       <w:proofErr w:type="spellStart"/>
       <w:r>
         <w:rPr>
+          <w:rFonts w:cstheme="majorHAnsi"/>
+          <w:color w:val="auto"/>
+          <w:sz w:val="22"/>
+          <w:szCs w:val="22"/>
           <w:lang w:val="en-IN"/>
         </w:rPr>
         <w:t>XGBoost</w:t>
@@ -2847,6 +3973,10 @@
       <w:proofErr w:type="spellEnd"/>
       <w:r>
         <w:rPr>
+          <w:rFonts w:cstheme="majorHAnsi"/>
+          <w:color w:val="auto"/>
+          <w:sz w:val="22"/>
+          <w:szCs w:val="22"/>
           <w:lang w:val="en-IN"/>
         </w:rPr>
         <w:t xml:space="preserve"> Regressor</w:t>
@@ -2861,12 +3991,20 @@
         </w:numPr>
         <w:spacing w:before="240" w:after="240"/>
         <w:rPr>
+          <w:rFonts w:cstheme="majorHAnsi"/>
+          <w:color w:val="auto"/>
+          <w:sz w:val="22"/>
+          <w:szCs w:val="22"/>
           <w:lang w:val="en-IN"/>
         </w:rPr>
       </w:pPr>
       <w:proofErr w:type="spellStart"/>
       <w:r>
         <w:rPr>
+          <w:rFonts w:cstheme="majorHAnsi"/>
+          <w:color w:val="auto"/>
+          <w:sz w:val="22"/>
+          <w:szCs w:val="22"/>
           <w:lang w:val="en-IN"/>
         </w:rPr>
         <w:t>CatBoost</w:t>
@@ -2874,6 +4012,10 @@
       <w:proofErr w:type="spellEnd"/>
       <w:r>
         <w:rPr>
+          <w:rFonts w:cstheme="majorHAnsi"/>
+          <w:color w:val="auto"/>
+          <w:sz w:val="22"/>
+          <w:szCs w:val="22"/>
           <w:lang w:val="en-IN"/>
         </w:rPr>
         <w:t xml:space="preserve"> Regressor</w:t>
@@ -2888,12 +4030,20 @@
         </w:numPr>
         <w:spacing w:before="240" w:after="240"/>
         <w:rPr>
+          <w:rFonts w:cstheme="majorHAnsi"/>
+          <w:color w:val="auto"/>
+          <w:sz w:val="22"/>
+          <w:szCs w:val="22"/>
           <w:lang w:val="en-IN"/>
         </w:rPr>
       </w:pPr>
       <w:proofErr w:type="spellStart"/>
       <w:r>
         <w:rPr>
+          <w:rFonts w:cstheme="majorHAnsi"/>
+          <w:color w:val="auto"/>
+          <w:sz w:val="22"/>
+          <w:szCs w:val="22"/>
           <w:lang w:val="en-IN"/>
         </w:rPr>
         <w:t>LightGBM</w:t>
@@ -2901,6 +4051,10 @@
       <w:proofErr w:type="spellEnd"/>
       <w:r>
         <w:rPr>
+          <w:rFonts w:cstheme="majorHAnsi"/>
+          <w:color w:val="auto"/>
+          <w:sz w:val="22"/>
+          <w:szCs w:val="22"/>
           <w:lang w:val="en-IN"/>
         </w:rPr>
         <w:t xml:space="preserve"> Regressor</w:t>
@@ -2911,11 +4065,19 @@
         <w:pStyle w:val="Heading1"/>
         <w:spacing w:before="240" w:after="240"/>
         <w:rPr>
-          <w:lang w:val="en-IN"/>
-        </w:rPr>
-      </w:pPr>
-      <w:r>
-        <w:rPr>
+          <w:rFonts w:cstheme="majorHAnsi"/>
+          <w:color w:val="auto"/>
+          <w:sz w:val="22"/>
+          <w:szCs w:val="22"/>
+          <w:lang w:val="en-IN"/>
+        </w:rPr>
+      </w:pPr>
+      <w:r>
+        <w:rPr>
+          <w:rFonts w:cstheme="majorHAnsi"/>
+          <w:color w:val="auto"/>
+          <w:sz w:val="22"/>
+          <w:szCs w:val="22"/>
           <w:lang w:val="en-IN"/>
         </w:rPr>
         <w:t>Model Evaluation Tools</w:t>
@@ -2930,11 +4092,19 @@
         </w:numPr>
         <w:spacing w:before="240" w:after="240"/>
         <w:rPr>
-          <w:lang w:val="en-IN"/>
-        </w:rPr>
-      </w:pPr>
-      <w:r>
-        <w:rPr>
+          <w:rFonts w:cstheme="majorHAnsi"/>
+          <w:color w:val="auto"/>
+          <w:sz w:val="22"/>
+          <w:szCs w:val="22"/>
+          <w:lang w:val="en-IN"/>
+        </w:rPr>
+      </w:pPr>
+      <w:r>
+        <w:rPr>
+          <w:rFonts w:cstheme="majorHAnsi"/>
+          <w:color w:val="auto"/>
+          <w:sz w:val="22"/>
+          <w:szCs w:val="22"/>
           <w:lang w:val="en-IN"/>
         </w:rPr>
         <w:t>R² Score</w:t>
@@ -2949,11 +4119,19 @@
         </w:numPr>
         <w:spacing w:before="240" w:after="240"/>
         <w:rPr>
-          <w:lang w:val="en-IN"/>
-        </w:rPr>
-      </w:pPr>
-      <w:r>
-        <w:rPr>
+          <w:rFonts w:cstheme="majorHAnsi"/>
+          <w:color w:val="auto"/>
+          <w:sz w:val="22"/>
+          <w:szCs w:val="22"/>
+          <w:lang w:val="en-IN"/>
+        </w:rPr>
+      </w:pPr>
+      <w:r>
+        <w:rPr>
+          <w:rFonts w:cstheme="majorHAnsi"/>
+          <w:color w:val="auto"/>
+          <w:sz w:val="22"/>
+          <w:szCs w:val="22"/>
           <w:lang w:val="en-IN"/>
         </w:rPr>
         <w:t>Mean Absolute Error (MAE)</w:t>
@@ -2968,11 +4146,19 @@
         </w:numPr>
         <w:spacing w:before="240" w:after="240"/>
         <w:rPr>
-          <w:lang w:val="en-IN"/>
-        </w:rPr>
-      </w:pPr>
-      <w:r>
-        <w:rPr>
+          <w:rFonts w:cstheme="majorHAnsi"/>
+          <w:color w:val="auto"/>
+          <w:sz w:val="22"/>
+          <w:szCs w:val="22"/>
+          <w:lang w:val="en-IN"/>
+        </w:rPr>
+      </w:pPr>
+      <w:r>
+        <w:rPr>
+          <w:rFonts w:cstheme="majorHAnsi"/>
+          <w:color w:val="auto"/>
+          <w:sz w:val="22"/>
+          <w:szCs w:val="22"/>
           <w:lang w:val="en-IN"/>
         </w:rPr>
         <w:t>Mean Squared Error (MSE)</w:t>
@@ -2987,11 +4173,19 @@
         </w:numPr>
         <w:spacing w:before="240" w:after="240"/>
         <w:rPr>
-          <w:lang w:val="en-IN"/>
-        </w:rPr>
-      </w:pPr>
-      <w:r>
-        <w:rPr>
+          <w:rFonts w:cstheme="majorHAnsi"/>
+          <w:color w:val="auto"/>
+          <w:sz w:val="22"/>
+          <w:szCs w:val="22"/>
+          <w:lang w:val="en-IN"/>
+        </w:rPr>
+      </w:pPr>
+      <w:r>
+        <w:rPr>
+          <w:rFonts w:cstheme="majorHAnsi"/>
+          <w:color w:val="auto"/>
+          <w:sz w:val="22"/>
+          <w:szCs w:val="22"/>
           <w:lang w:val="en-IN"/>
         </w:rPr>
         <w:t>Root Mean Squared Error (RMSE)</w:t>
@@ -3000,11 +4194,13 @@
     <w:p>
       <w:pPr>
         <w:rPr>
-          <w:lang w:val="en-IN"/>
-        </w:rPr>
-      </w:pPr>
-      <w:r>
-        <w:rPr>
+          <w:rFonts w:asciiTheme="majorHAnsi" w:hAnsiTheme="majorHAnsi" w:cstheme="majorHAnsi"/>
+          <w:lang w:val="en-IN"/>
+        </w:rPr>
+      </w:pPr>
+      <w:r>
+        <w:rPr>
+          <w:rFonts w:asciiTheme="majorHAnsi" w:hAnsiTheme="majorHAnsi" w:cstheme="majorHAnsi"/>
           <w:lang w:val="en-IN"/>
         </w:rPr>
         <w:t>AI Tools</w:t>
@@ -3018,12 +4214,14 @@
           <w:numId w:val="25"/>
         </w:numPr>
         <w:rPr>
+          <w:rFonts w:asciiTheme="majorHAnsi" w:hAnsiTheme="majorHAnsi" w:cstheme="majorHAnsi"/>
           <w:lang w:val="en-IN"/>
         </w:rPr>
       </w:pPr>
       <w:proofErr w:type="spellStart"/>
       <w:r>
         <w:rPr>
+          <w:rFonts w:asciiTheme="majorHAnsi" w:hAnsiTheme="majorHAnsi" w:cstheme="majorHAnsi"/>
           <w:lang w:val="en-IN"/>
         </w:rPr>
         <w:t>Github</w:t>
@@ -3031,6 +4229,7 @@
       <w:proofErr w:type="spellEnd"/>
       <w:r>
         <w:rPr>
+          <w:rFonts w:asciiTheme="majorHAnsi" w:hAnsiTheme="majorHAnsi" w:cstheme="majorHAnsi"/>
           <w:lang w:val="en-IN"/>
         </w:rPr>
         <w:t xml:space="preserve"> Copilot</w:t>
@@ -3044,11 +4243,13 @@
           <w:numId w:val="25"/>
         </w:numPr>
         <w:rPr>
-          <w:lang w:val="en-IN"/>
-        </w:rPr>
-      </w:pPr>
-      <w:r>
-        <w:rPr>
+          <w:rFonts w:asciiTheme="majorHAnsi" w:hAnsiTheme="majorHAnsi" w:cstheme="majorHAnsi"/>
+          <w:lang w:val="en-IN"/>
+        </w:rPr>
+      </w:pPr>
+      <w:r>
+        <w:rPr>
+          <w:rFonts w:asciiTheme="majorHAnsi" w:hAnsiTheme="majorHAnsi" w:cstheme="majorHAnsi"/>
           <w:lang w:val="en-IN"/>
         </w:rPr>
         <w:t>Google Gemini</w:t>
@@ -3066,11 +4267,15 @@
         <w:pStyle w:val="Heading1"/>
         <w:spacing w:before="240" w:after="240"/>
         <w:rPr>
-          <w:lang w:val="en-IN"/>
-        </w:rPr>
-      </w:pPr>
-      <w:r>
-        <w:rPr>
+          <w:sz w:val="22"/>
+          <w:szCs w:val="22"/>
+          <w:lang w:val="en-IN"/>
+        </w:rPr>
+      </w:pPr>
+      <w:r>
+        <w:rPr>
+          <w:sz w:val="22"/>
+          <w:szCs w:val="22"/>
           <w:lang w:val="en-IN"/>
         </w:rPr>
         <w:lastRenderedPageBreak/>
@@ -3099,11 +4304,15 @@
         <w:pStyle w:val="Heading1"/>
         <w:spacing w:before="240" w:after="240"/>
         <w:rPr>
-          <w:lang w:val="en-IN"/>
-        </w:rPr>
-      </w:pPr>
-      <w:r>
-        <w:rPr>
+          <w:sz w:val="22"/>
+          <w:szCs w:val="22"/>
+          <w:lang w:val="en-IN"/>
+        </w:rPr>
+      </w:pPr>
+      <w:r>
+        <w:rPr>
+          <w:sz w:val="22"/>
+          <w:szCs w:val="22"/>
           <w:lang w:val="en-IN"/>
         </w:rPr>
         <w:t>Reference 1</w:t>
@@ -3113,12 +4322,19 @@
       <w:pPr>
         <w:pStyle w:val="Heading1"/>
         <w:spacing w:before="240" w:after="240"/>
-        <w:rPr>
-          <w:lang w:val="en-IN"/>
-        </w:rPr>
-      </w:pPr>
-      <w:r>
-        <w:rPr>
+        <w:jc w:val="both"/>
+        <w:rPr>
+          <w:color w:val="auto"/>
+          <w:sz w:val="22"/>
+          <w:szCs w:val="22"/>
+          <w:lang w:val="en-IN"/>
+        </w:rPr>
+      </w:pPr>
+      <w:r>
+        <w:rPr>
+          <w:color w:val="auto"/>
+          <w:sz w:val="22"/>
+          <w:szCs w:val="22"/>
           <w:lang w:val="en-IN"/>
         </w:rPr>
         <w:t xml:space="preserve">Afsal, M. (Kaggle). House Price Dataset of India. Dataset used for housing price prediction and regression analysis. Available at: </w:t>
@@ -3127,6 +4343,9 @@
         <w:r>
           <w:rPr>
             <w:rStyle w:val="Hyperlink"/>
+            <w:color w:val="auto"/>
+            <w:sz w:val="22"/>
+            <w:szCs w:val="22"/>
             <w:lang w:val="en-IN"/>
           </w:rPr>
           <w:t>House Price Dataset of India</w:t>
@@ -3134,6 +4353,9 @@
       </w:hyperlink>
       <w:r>
         <w:rPr>
+          <w:color w:val="auto"/>
+          <w:sz w:val="22"/>
+          <w:szCs w:val="22"/>
           <w:lang w:val="en-IN"/>
         </w:rPr>
         <w:t xml:space="preserve"> </w:t>
@@ -3142,6 +4364,9 @@
         <w:r>
           <w:rPr>
             <w:rStyle w:val="Hyperlink"/>
+            <w:color w:val="auto"/>
+            <w:sz w:val="22"/>
+            <w:szCs w:val="22"/>
             <w:lang w:val="en-IN"/>
           </w:rPr>
           <w:t>[kaggle.com]</w:t>
@@ -3153,11 +4378,15 @@
         <w:pStyle w:val="Heading1"/>
         <w:spacing w:before="240" w:after="240"/>
         <w:rPr>
-          <w:lang w:val="en-IN"/>
-        </w:rPr>
-      </w:pPr>
-      <w:r>
-        <w:rPr>
+          <w:sz w:val="22"/>
+          <w:szCs w:val="22"/>
+          <w:lang w:val="en-IN"/>
+        </w:rPr>
+      </w:pPr>
+      <w:r>
+        <w:rPr>
+          <w:sz w:val="22"/>
+          <w:szCs w:val="22"/>
           <w:lang w:val="en-IN"/>
         </w:rPr>
         <w:t>Reference 2</w:t>
@@ -3167,13 +4396,20 @@
       <w:pPr>
         <w:pStyle w:val="Heading1"/>
         <w:spacing w:before="240" w:after="240"/>
-        <w:rPr>
+        <w:jc w:val="both"/>
+        <w:rPr>
+          <w:color w:val="auto"/>
+          <w:sz w:val="22"/>
+          <w:szCs w:val="22"/>
           <w:lang w:val="en-IN"/>
         </w:rPr>
       </w:pPr>
       <w:proofErr w:type="spellStart"/>
       <w:r>
         <w:rPr>
+          <w:color w:val="auto"/>
+          <w:sz w:val="22"/>
+          <w:szCs w:val="22"/>
           <w:lang w:val="en-IN"/>
         </w:rPr>
         <w:t>Baishnab</w:t>
@@ -3181,6 +4417,9 @@
       <w:proofErr w:type="spellEnd"/>
       <w:r>
         <w:rPr>
+          <w:color w:val="auto"/>
+          <w:sz w:val="22"/>
+          <w:szCs w:val="22"/>
           <w:lang w:val="en-IN"/>
         </w:rPr>
         <w:t xml:space="preserve">, B. House Price Prediction Using Machine Learning. GitHub project demonstrating house price prediction using Linear Regression, KNN, and Random Forest models on the House Price India dataset. Available at: </w:t>
@@ -3189,6 +4428,9 @@
         <w:r>
           <w:rPr>
             <w:rStyle w:val="Hyperlink"/>
+            <w:color w:val="auto"/>
+            <w:sz w:val="22"/>
+            <w:szCs w:val="22"/>
             <w:lang w:val="en-IN"/>
           </w:rPr>
           <w:t>House Price Prediction GitHub Repository</w:t>
@@ -3196,6 +4438,9 @@
       </w:hyperlink>
       <w:r>
         <w:rPr>
+          <w:color w:val="auto"/>
+          <w:sz w:val="22"/>
+          <w:szCs w:val="22"/>
           <w:lang w:val="en-IN"/>
         </w:rPr>
         <w:t xml:space="preserve"> </w:t>
@@ -3204,6 +4449,9 @@
         <w:r>
           <w:rPr>
             <w:rStyle w:val="Hyperlink"/>
+            <w:color w:val="auto"/>
+            <w:sz w:val="22"/>
+            <w:szCs w:val="22"/>
             <w:lang w:val="en-IN"/>
           </w:rPr>
           <w:t>[github.com]</w:t>
@@ -3215,11 +4463,15 @@
         <w:pStyle w:val="Heading1"/>
         <w:spacing w:before="240" w:after="240"/>
         <w:rPr>
-          <w:lang w:val="en-IN"/>
-        </w:rPr>
-      </w:pPr>
-      <w:r>
-        <w:rPr>
+          <w:sz w:val="22"/>
+          <w:szCs w:val="22"/>
+          <w:lang w:val="en-IN"/>
+        </w:rPr>
+      </w:pPr>
+      <w:r>
+        <w:rPr>
+          <w:sz w:val="22"/>
+          <w:szCs w:val="22"/>
           <w:lang w:val="en-IN"/>
         </w:rPr>
         <w:t>Reference 3</w:t>
@@ -3229,13 +4481,20 @@
       <w:pPr>
         <w:pStyle w:val="Heading1"/>
         <w:spacing w:before="240" w:after="240"/>
-        <w:rPr>
+        <w:jc w:val="both"/>
+        <w:rPr>
+          <w:color w:val="auto"/>
+          <w:sz w:val="22"/>
+          <w:szCs w:val="22"/>
           <w:lang w:val="en-IN"/>
         </w:rPr>
       </w:pPr>
       <w:proofErr w:type="spellStart"/>
       <w:r>
         <w:rPr>
+          <w:color w:val="auto"/>
+          <w:sz w:val="22"/>
+          <w:szCs w:val="22"/>
           <w:lang w:val="en-IN"/>
         </w:rPr>
         <w:t>Thescaryowl</w:t>
@@ -3243,6 +4502,9 @@
       <w:proofErr w:type="spellEnd"/>
       <w:r>
         <w:rPr>
+          <w:color w:val="auto"/>
+          <w:sz w:val="22"/>
+          <w:szCs w:val="22"/>
           <w:lang w:val="en-IN"/>
         </w:rPr>
         <w:t xml:space="preserve">. India House Price Prediction: End-to-End Machine Learning System for Indian Real Estate Price Prediction. GitHub repository focusing on residential property price prediction using machine learning techniques. Available at: </w:t>
@@ -3251,6 +4513,9 @@
         <w:r>
           <w:rPr>
             <w:rStyle w:val="Hyperlink"/>
+            <w:color w:val="auto"/>
+            <w:sz w:val="22"/>
+            <w:szCs w:val="22"/>
             <w:lang w:val="en-IN"/>
           </w:rPr>
           <w:t>India House Price Prediction Repository</w:t>
@@ -3258,6 +4523,9 @@
       </w:hyperlink>
       <w:r>
         <w:rPr>
+          <w:color w:val="auto"/>
+          <w:sz w:val="22"/>
+          <w:szCs w:val="22"/>
           <w:lang w:val="en-IN"/>
         </w:rPr>
         <w:t xml:space="preserve"> </w:t>
@@ -3266,6 +4534,9 @@
         <w:r>
           <w:rPr>
             <w:rStyle w:val="Hyperlink"/>
+            <w:color w:val="auto"/>
+            <w:sz w:val="22"/>
+            <w:szCs w:val="22"/>
             <w:lang w:val="en-IN"/>
           </w:rPr>
           <w:t>[github.com]</w:t>
@@ -3276,12 +4547,19 @@
       <w:pPr>
         <w:pStyle w:val="Heading1"/>
         <w:spacing w:before="240" w:after="240"/>
-        <w:rPr>
-          <w:lang w:val="en-IN"/>
-        </w:rPr>
-      </w:pPr>
-      <w:r>
-        <w:rPr>
+        <w:jc w:val="both"/>
+        <w:rPr>
+          <w:color w:val="auto"/>
+          <w:sz w:val="22"/>
+          <w:szCs w:val="22"/>
+          <w:lang w:val="en-IN"/>
+        </w:rPr>
+      </w:pPr>
+      <w:r>
+        <w:rPr>
+          <w:color w:val="auto"/>
+          <w:sz w:val="22"/>
+          <w:szCs w:val="22"/>
           <w:lang w:val="en-IN"/>
         </w:rPr>
         <w:t xml:space="preserve">These references provide supporting literature and practical implementations related to real estate valuation, regression </w:t>
@@ -3289,6 +4567,9 @@
       <w:proofErr w:type="spellStart"/>
       <w:r>
         <w:rPr>
+          <w:color w:val="auto"/>
+          <w:sz w:val="22"/>
+          <w:szCs w:val="22"/>
           <w:lang w:val="en-IN"/>
         </w:rPr>
         <w:t>modeling</w:t>
@@ -3296,6 +4577,9 @@
       <w:proofErr w:type="spellEnd"/>
       <w:r>
         <w:rPr>
+          <w:color w:val="auto"/>
+          <w:sz w:val="22"/>
+          <w:szCs w:val="22"/>
           <w:lang w:val="en-IN"/>
         </w:rPr>
         <w:t xml:space="preserve">, feature engineering, and machine learning-based property price prediction. </w:t>
@@ -3304,6 +4588,9 @@
         <w:r>
           <w:rPr>
             <w:rStyle w:val="Hyperlink"/>
+            <w:color w:val="auto"/>
+            <w:sz w:val="22"/>
+            <w:szCs w:val="22"/>
             <w:lang w:val="en-IN"/>
           </w:rPr>
           <w:t>[github.com]</w:t>
@@ -3311,6 +4598,9 @@
       </w:hyperlink>
       <w:r>
         <w:rPr>
+          <w:color w:val="auto"/>
+          <w:sz w:val="22"/>
+          <w:szCs w:val="22"/>
           <w:lang w:val="en-IN"/>
         </w:rPr>
         <w:t xml:space="preserve">, </w:t>
@@ -3319,6 +4609,9 @@
         <w:r>
           <w:rPr>
             <w:rStyle w:val="Hyperlink"/>
+            <w:color w:val="auto"/>
+            <w:sz w:val="22"/>
+            <w:szCs w:val="22"/>
             <w:lang w:val="en-IN"/>
           </w:rPr>
           <w:t>[github.com]</w:t>
@@ -3329,6 +4622,10 @@
       <w:pPr>
         <w:pStyle w:val="Heading1"/>
         <w:spacing w:before="240" w:after="240"/>
+        <w:rPr>
+          <w:sz w:val="22"/>
+          <w:szCs w:val="22"/>
+        </w:rPr>
       </w:pPr>
     </w:p>
     <w:p>
@@ -3427,6 +4724,7 @@
       <w:pPr>
         <w:pStyle w:val="Heading1"/>
         <w:spacing w:before="240" w:after="240"/>
+        <w:jc w:val="both"/>
         <w:rPr>
           <w:rFonts w:asciiTheme="minorHAnsi" w:eastAsiaTheme="minorEastAsia" w:hAnsiTheme="minorHAnsi" w:cstheme="minorBidi"/>
           <w:b w:val="0"/>
@@ -3466,6 +4764,7 @@
       <w:pPr>
         <w:pStyle w:val="Heading1"/>
         <w:spacing w:before="240" w:after="240"/>
+        <w:jc w:val="both"/>
         <w:rPr>
           <w:rFonts w:asciiTheme="minorHAnsi" w:eastAsiaTheme="minorEastAsia" w:hAnsiTheme="minorHAnsi" w:cstheme="minorBidi"/>
           <w:b w:val="0"/>
@@ -3488,6 +4787,9 @@
       </w:r>
     </w:p>
     <w:p>
+      <w:pPr>
+        <w:jc w:val="both"/>
+      </w:pPr>
       <w:r>
         <w:t>This section presents the comprehensive model development process used to build a regression system for predicting property prices across India. The workflow encompasses data preparation, feature engineering, baseline model evaluation, hyperparameter tuning, and comparative performance analysis.</w:t>
       </w:r>
@@ -4481,6 +5783,9 @@
     </w:tbl>
     <w:p/>
     <w:p>
+      <w:pPr>
+        <w:jc w:val="both"/>
+      </w:pPr>
       <w:r>
         <w:t>Key Observations: The Gradient Boosting model achieved the highest test R² (0.9622) with the lowest test RMSE (131.34), indicating superior generalization. Random Forest also demonstrated strong performance (Test R²: 0.9412, Test RMSE: 163.82) without significant overfitting.</w:t>
       </w:r>
@@ -4495,6 +5800,9 @@
       </w:r>
     </w:p>
     <w:p>
+      <w:pPr>
+        <w:jc w:val="both"/>
+      </w:pPr>
       <w:r>
         <w:t>To improve model performance, the top-performing algorithms underwent comprehensive hyperparameter tuning using GridSearchCV and RandomizedSearchCV with cross-validation:</w:t>
       </w:r>
@@ -5137,11 +6445,18 @@
       </w:r>
     </w:p>
     <w:p/>
+    <w:p/>
+    <w:p/>
+    <w:p/>
+    <w:p/>
+    <w:p/>
+    <w:p/>
     <w:p>
       <w:pPr>
         <w:pStyle w:val="Heading2"/>
       </w:pPr>
       <w:r>
+        <w:lastRenderedPageBreak/>
         <w:t>3.3 Future Improvement Opportunities</w:t>
       </w:r>
     </w:p>
@@ -5183,7 +6498,6 @@
         <w:pStyle w:val="ListBullet"/>
       </w:pPr>
       <w:r>
-        <w:lastRenderedPageBreak/>
         <w:t>Image Analysis: Process property photos using CNN to detect condition and luxury features</w:t>
       </w:r>
     </w:p>
@@ -5211,24 +6525,36 @@
       </w:r>
     </w:p>
     <w:p>
+      <w:pPr>
+        <w:jc w:val="both"/>
+      </w:pPr>
       <w:r>
         <w:t>The Property Price Prediction System successfully demonstrates the application of advanced machine learning techniques to solve a real-world real-estate valuation problem. Through systematic data preparation, comprehensive model evaluation, and iterative optimization, Gradient Boosting emerged as the best-performing model with 96.22% test R² and ±131 lakh prediction accuracy.</w:t>
       </w:r>
     </w:p>
     <w:p/>
     <w:p>
+      <w:pPr>
+        <w:jc w:val="both"/>
+      </w:pPr>
       <w:r>
         <w:t>The project demonstrates that ensemble machine learning methods significantly outperform traditional statistical and simple ML approaches for complex non-linear problems. The resulting model, now deployed in the Streamlit web application, provides stakeholders with an automated, data-driven tool for property valuation across Indian markets.</w:t>
       </w:r>
     </w:p>
     <w:p/>
     <w:p>
+      <w:pPr>
+        <w:jc w:val="both"/>
+      </w:pPr>
       <w:r>
         <w:t>Key achievements include: (1) 96.22% variance explained on unseen test data, (2) Minimal overfitting through careful hyperparameter tuning, (3) Robust generalization across diverse geographic regions, and (4) Production-ready application deployment with user-friendly interface.</w:t>
       </w:r>
     </w:p>
     <w:p/>
     <w:p>
+      <w:pPr>
+        <w:jc w:val="both"/>
+      </w:pPr>
       <w:r>
         <w:t>The comprehensive model development pipeline, evaluation framework, and deployment strategy establish a foundation for continuous improvement and future enhancements to the prediction system.</w:t>
       </w:r>
